--- a/docs/Manual-de-uso-ACACHETE.docx
+++ b/docs/Manual-de-uso-ACACHETE.docx
@@ -399,6 +399,78 @@
           <w:noProof/>
           <w:sz w:val="20"/>
         </w:rPr>
+        <w:t>3</w:t>
+      </w:r>
+      <w:r>
+        <w:rPr>
+          <w:noProof/>
+          <w:sz w:val="20"/>
+        </w:rPr>
+        <w:fldChar w:fldCharType="end"/>
+      </w:r>
+    </w:p>
+    <w:p>
+      <w:pPr>
+        <w:pStyle w:val="TDC1"/>
+        <w:tabs>
+          <w:tab w:val="right" w:leader="dot" w:pos="9017"/>
+        </w:tabs>
+        <w:spacing w:after="0"/>
+        <w:rPr>
+          <w:rFonts w:asciiTheme="minorHAnsi" w:hAnsiTheme="minorHAnsi" w:cstheme="minorBidi"/>
+          <w:noProof/>
+          <w:kern w:val="2"/>
+          <w:sz w:val="20"/>
+          <w14:ligatures w14:val="standardContextual"/>
+        </w:rPr>
+      </w:pPr>
+      <w:r>
+        <w:rPr>
+          <w:rFonts w:ascii="Calibri" w:eastAsia="Times New Roman" w:hAnsi="Calibri" w:cs="Calibri"/>
+          <w:noProof/>
+          <w:sz w:val="20"/>
+        </w:rPr>
+        <w:t>Parte 1 · Puesta en marcha (una sola vez)</w:t>
+      </w:r>
+      <w:r>
+        <w:rPr>
+          <w:noProof/>
+          <w:sz w:val="20"/>
+        </w:rPr>
+        <w:tab/>
+      </w:r>
+      <w:r>
+        <w:rPr>
+          <w:noProof/>
+          <w:sz w:val="20"/>
+        </w:rPr>
+        <w:fldChar w:fldCharType="begin"/>
+      </w:r>
+      <w:r>
+        <w:rPr>
+          <w:noProof/>
+          <w:sz w:val="20"/>
+        </w:rPr>
+        <w:instrText xml:space="preserve"> PAGEREF _Toc242775473 \h </w:instrText>
+      </w:r>
+      <w:r>
+        <w:rPr>
+          <w:noProof/>
+          <w:sz w:val="20"/>
+        </w:rPr>
+      </w:r>
+      <w:r>
+        <w:rPr>
+          <w:noProof/>
+          <w:sz w:val="20"/>
+        </w:rPr>
+        <w:fldChar w:fldCharType="separate"/>
+      </w:r>
+      <w:r>
+        <w:rPr>
+          <w:noProof/>
+          <w:sz w:val="20"/>
+        </w:rPr>
         <w:t>4</w:t>
       </w:r>
       <w:r>
@@ -411,6 +483,798 @@
     </w:p>
     <w:p>
       <w:pPr>
+        <w:pStyle w:val="TDC2"/>
+        <w:tabs>
+          <w:tab w:val="right" w:leader="dot" w:pos="9017"/>
+        </w:tabs>
+        <w:spacing w:after="0"/>
+        <w:rPr>
+          <w:rFonts w:asciiTheme="minorHAnsi" w:hAnsiTheme="minorHAnsi" w:cstheme="minorBidi"/>
+          <w:noProof/>
+          <w:kern w:val="2"/>
+          <w:sz w:val="20"/>
+          <w14:ligatures w14:val="standardContextual"/>
+        </w:rPr>
+      </w:pPr>
+      <w:r>
+        <w:rPr>
+          <w:rFonts w:ascii="Calibri" w:eastAsia="Times New Roman" w:hAnsi="Calibri" w:cs="Calibri"/>
+          <w:noProof/>
+          <w:sz w:val="20"/>
+        </w:rPr>
+        <w:t>Paso 1 · Entrar por primera vez</w:t>
+      </w:r>
+      <w:r>
+        <w:rPr>
+          <w:noProof/>
+          <w:sz w:val="20"/>
+        </w:rPr>
+        <w:tab/>
+      </w:r>
+      <w:r>
+        <w:rPr>
+          <w:noProof/>
+          <w:sz w:val="20"/>
+        </w:rPr>
+        <w:fldChar w:fldCharType="begin"/>
+      </w:r>
+      <w:r>
+        <w:rPr>
+          <w:noProof/>
+          <w:sz w:val="20"/>
+        </w:rPr>
+        <w:instrText xml:space="preserve"> PAGEREF _Toc242775474 \h </w:instrText>
+      </w:r>
+      <w:r>
+        <w:rPr>
+          <w:noProof/>
+          <w:sz w:val="20"/>
+        </w:rPr>
+      </w:r>
+      <w:r>
+        <w:rPr>
+          <w:noProof/>
+          <w:sz w:val="20"/>
+        </w:rPr>
+        <w:fldChar w:fldCharType="separate"/>
+      </w:r>
+      <w:r>
+        <w:rPr>
+          <w:noProof/>
+          <w:sz w:val="20"/>
+        </w:rPr>
+        <w:t>4</w:t>
+      </w:r>
+      <w:r>
+        <w:rPr>
+          <w:noProof/>
+          <w:sz w:val="20"/>
+        </w:rPr>
+        <w:fldChar w:fldCharType="end"/>
+      </w:r>
+    </w:p>
+    <w:p>
+      <w:pPr>
+        <w:pStyle w:val="TDC2"/>
+        <w:tabs>
+          <w:tab w:val="right" w:leader="dot" w:pos="9017"/>
+        </w:tabs>
+        <w:spacing w:after="0"/>
+        <w:rPr>
+          <w:rFonts w:asciiTheme="minorHAnsi" w:hAnsiTheme="minorHAnsi" w:cstheme="minorBidi"/>
+          <w:noProof/>
+          <w:kern w:val="2"/>
+          <w:sz w:val="20"/>
+          <w14:ligatures w14:val="standardContextual"/>
+        </w:rPr>
+      </w:pPr>
+      <w:r>
+        <w:rPr>
+          <w:rFonts w:ascii="Calibri" w:eastAsia="Times New Roman" w:hAnsi="Calibri" w:cs="Calibri"/>
+          <w:noProof/>
+          <w:sz w:val="20"/>
+        </w:rPr>
+        <w:t>Paso 2 · Regiones y tiendas</w:t>
+      </w:r>
+      <w:r>
+        <w:rPr>
+          <w:noProof/>
+          <w:sz w:val="20"/>
+        </w:rPr>
+        <w:tab/>
+      </w:r>
+      <w:r>
+        <w:rPr>
+          <w:noProof/>
+          <w:sz w:val="20"/>
+        </w:rPr>
+        <w:fldChar w:fldCharType="begin"/>
+      </w:r>
+      <w:r>
+        <w:rPr>
+          <w:noProof/>
+          <w:sz w:val="20"/>
+        </w:rPr>
+        <w:instrText xml:space="preserve"> PAGEREF _Toc242775475 \h </w:instrText>
+      </w:r>
+      <w:r>
+        <w:rPr>
+          <w:noProof/>
+          <w:sz w:val="20"/>
+        </w:rPr>
+      </w:r>
+      <w:r>
+        <w:rPr>
+          <w:noProof/>
+          <w:sz w:val="20"/>
+        </w:rPr>
+        <w:fldChar w:fldCharType="separate"/>
+      </w:r>
+      <w:r>
+        <w:rPr>
+          <w:noProof/>
+          <w:sz w:val="20"/>
+        </w:rPr>
+        <w:t>4</w:t>
+      </w:r>
+      <w:r>
+        <w:rPr>
+          <w:noProof/>
+          <w:sz w:val="20"/>
+        </w:rPr>
+        <w:fldChar w:fldCharType="end"/>
+      </w:r>
+    </w:p>
+    <w:p>
+      <w:pPr>
+        <w:pStyle w:val="TDC2"/>
+        <w:tabs>
+          <w:tab w:val="right" w:leader="dot" w:pos="9017"/>
+        </w:tabs>
+        <w:spacing w:after="0"/>
+        <w:rPr>
+          <w:rFonts w:asciiTheme="minorHAnsi" w:hAnsiTheme="minorHAnsi" w:cstheme="minorBidi"/>
+          <w:noProof/>
+          <w:kern w:val="2"/>
+          <w:sz w:val="20"/>
+          <w14:ligatures w14:val="standardContextual"/>
+        </w:rPr>
+      </w:pPr>
+      <w:r>
+        <w:rPr>
+          <w:rFonts w:ascii="Calibri" w:eastAsia="Times New Roman" w:hAnsi="Calibri" w:cs="Calibri"/>
+          <w:noProof/>
+          <w:sz w:val="20"/>
+        </w:rPr>
+        <w:t>Paso 3 · Ubicación de la tienda y QR de marcas</w:t>
+      </w:r>
+      <w:r>
+        <w:rPr>
+          <w:noProof/>
+          <w:sz w:val="20"/>
+        </w:rPr>
+        <w:tab/>
+      </w:r>
+      <w:r>
+        <w:rPr>
+          <w:noProof/>
+          <w:sz w:val="20"/>
+        </w:rPr>
+        <w:fldChar w:fldCharType="begin"/>
+      </w:r>
+      <w:r>
+        <w:rPr>
+          <w:noProof/>
+          <w:sz w:val="20"/>
+        </w:rPr>
+        <w:instrText xml:space="preserve"> PAGEREF _Toc242775476 \h </w:instrText>
+      </w:r>
+      <w:r>
+        <w:rPr>
+          <w:noProof/>
+          <w:sz w:val="20"/>
+        </w:rPr>
+      </w:r>
+      <w:r>
+        <w:rPr>
+          <w:noProof/>
+          <w:sz w:val="20"/>
+        </w:rPr>
+        <w:fldChar w:fldCharType="separate"/>
+      </w:r>
+      <w:r>
+        <w:rPr>
+          <w:noProof/>
+          <w:sz w:val="20"/>
+        </w:rPr>
+        <w:t>4</w:t>
+      </w:r>
+      <w:r>
+        <w:rPr>
+          <w:noProof/>
+          <w:sz w:val="20"/>
+        </w:rPr>
+        <w:fldChar w:fldCharType="end"/>
+      </w:r>
+    </w:p>
+    <w:p>
+      <w:pPr>
+        <w:pStyle w:val="TDC2"/>
+        <w:tabs>
+          <w:tab w:val="right" w:leader="dot" w:pos="9017"/>
+        </w:tabs>
+        <w:spacing w:after="0"/>
+        <w:rPr>
+          <w:rFonts w:asciiTheme="minorHAnsi" w:hAnsiTheme="minorHAnsi" w:cstheme="minorBidi"/>
+          <w:noProof/>
+          <w:kern w:val="2"/>
+          <w:sz w:val="20"/>
+          <w14:ligatures w14:val="standardContextual"/>
+        </w:rPr>
+      </w:pPr>
+      <w:r>
+        <w:rPr>
+          <w:rFonts w:ascii="Calibri" w:eastAsia="Times New Roman" w:hAnsi="Calibri" w:cs="Calibri"/>
+          <w:noProof/>
+          <w:sz w:val="20"/>
+        </w:rPr>
+        <w:t>Paso 4 · Vehículos</w:t>
+      </w:r>
+      <w:r>
+        <w:rPr>
+          <w:noProof/>
+          <w:sz w:val="20"/>
+        </w:rPr>
+        <w:tab/>
+      </w:r>
+      <w:r>
+        <w:rPr>
+          <w:noProof/>
+          <w:sz w:val="20"/>
+        </w:rPr>
+        <w:fldChar w:fldCharType="begin"/>
+      </w:r>
+      <w:r>
+        <w:rPr>
+          <w:noProof/>
+          <w:sz w:val="20"/>
+        </w:rPr>
+        <w:instrText xml:space="preserve"> PAGEREF _Toc242775477 \h </w:instrText>
+      </w:r>
+      <w:r>
+        <w:rPr>
+          <w:noProof/>
+          <w:sz w:val="20"/>
+        </w:rPr>
+      </w:r>
+      <w:r>
+        <w:rPr>
+          <w:noProof/>
+          <w:sz w:val="20"/>
+        </w:rPr>
+        <w:fldChar w:fldCharType="separate"/>
+      </w:r>
+      <w:r>
+        <w:rPr>
+          <w:noProof/>
+          <w:sz w:val="20"/>
+        </w:rPr>
+        <w:t>4</w:t>
+      </w:r>
+      <w:r>
+        <w:rPr>
+          <w:noProof/>
+          <w:sz w:val="20"/>
+        </w:rPr>
+        <w:fldChar w:fldCharType="end"/>
+      </w:r>
+    </w:p>
+    <w:p>
+      <w:pPr>
+        <w:pStyle w:val="TDC2"/>
+        <w:tabs>
+          <w:tab w:val="right" w:leader="dot" w:pos="9017"/>
+        </w:tabs>
+        <w:spacing w:after="0"/>
+        <w:rPr>
+          <w:rFonts w:asciiTheme="minorHAnsi" w:hAnsiTheme="minorHAnsi" w:cstheme="minorBidi"/>
+          <w:noProof/>
+          <w:kern w:val="2"/>
+          <w:sz w:val="20"/>
+          <w14:ligatures w14:val="standardContextual"/>
+        </w:rPr>
+      </w:pPr>
+      <w:r>
+        <w:rPr>
+          <w:rFonts w:ascii="Calibri" w:eastAsia="Times New Roman" w:hAnsi="Calibri" w:cs="Calibri"/>
+          <w:noProof/>
+          <w:sz w:val="20"/>
+        </w:rPr>
+        <w:t>Paso 5 · Usuarios</w:t>
+      </w:r>
+      <w:r>
+        <w:rPr>
+          <w:noProof/>
+          <w:sz w:val="20"/>
+        </w:rPr>
+        <w:tab/>
+      </w:r>
+      <w:r>
+        <w:rPr>
+          <w:noProof/>
+          <w:sz w:val="20"/>
+        </w:rPr>
+        <w:fldChar w:fldCharType="begin"/>
+      </w:r>
+      <w:r>
+        <w:rPr>
+          <w:noProof/>
+          <w:sz w:val="20"/>
+        </w:rPr>
+        <w:instrText xml:space="preserve"> PAGEREF _Toc242775478 \h </w:instrText>
+      </w:r>
+      <w:r>
+        <w:rPr>
+          <w:noProof/>
+          <w:sz w:val="20"/>
+        </w:rPr>
+      </w:r>
+      <w:r>
+        <w:rPr>
+          <w:noProof/>
+          <w:sz w:val="20"/>
+        </w:rPr>
+        <w:fldChar w:fldCharType="separate"/>
+      </w:r>
+      <w:r>
+        <w:rPr>
+          <w:noProof/>
+          <w:sz w:val="20"/>
+        </w:rPr>
+        <w:t>4</w:t>
+      </w:r>
+      <w:r>
+        <w:rPr>
+          <w:noProof/>
+          <w:sz w:val="20"/>
+        </w:rPr>
+        <w:fldChar w:fldCharType="end"/>
+      </w:r>
+    </w:p>
+    <w:p>
+      <w:pPr>
+        <w:pStyle w:val="TDC2"/>
+        <w:tabs>
+          <w:tab w:val="right" w:leader="dot" w:pos="9017"/>
+        </w:tabs>
+        <w:spacing w:after="0"/>
+        <w:rPr>
+          <w:rFonts w:asciiTheme="minorHAnsi" w:hAnsiTheme="minorHAnsi" w:cstheme="minorBidi"/>
+          <w:noProof/>
+          <w:kern w:val="2"/>
+          <w:sz w:val="20"/>
+          <w14:ligatures w14:val="standardContextual"/>
+        </w:rPr>
+      </w:pPr>
+      <w:r>
+        <w:rPr>
+          <w:rFonts w:ascii="Calibri" w:eastAsia="Times New Roman" w:hAnsi="Calibri" w:cs="Calibri"/>
+          <w:noProof/>
+          <w:sz w:val="20"/>
+        </w:rPr>
+        <w:t>Paso 6 · Horarios de los pilotos y slots de despacho</w:t>
+      </w:r>
+      <w:r>
+        <w:rPr>
+          <w:noProof/>
+          <w:sz w:val="20"/>
+        </w:rPr>
+        <w:tab/>
+      </w:r>
+      <w:r>
+        <w:rPr>
+          <w:noProof/>
+          <w:sz w:val="20"/>
+        </w:rPr>
+        <w:fldChar w:fldCharType="begin"/>
+      </w:r>
+      <w:r>
+        <w:rPr>
+          <w:noProof/>
+          <w:sz w:val="20"/>
+        </w:rPr>
+        <w:instrText xml:space="preserve"> PAGEREF _Toc242775479 \h </w:instrText>
+      </w:r>
+      <w:r>
+        <w:rPr>
+          <w:noProof/>
+          <w:sz w:val="20"/>
+        </w:rPr>
+      </w:r>
+      <w:r>
+        <w:rPr>
+          <w:noProof/>
+          <w:sz w:val="20"/>
+        </w:rPr>
+        <w:fldChar w:fldCharType="separate"/>
+      </w:r>
+      <w:r>
+        <w:rPr>
+          <w:noProof/>
+          <w:sz w:val="20"/>
+        </w:rPr>
+        <w:t>5</w:t>
+      </w:r>
+      <w:r>
+        <w:rPr>
+          <w:noProof/>
+          <w:sz w:val="20"/>
+        </w:rPr>
+        <w:fldChar w:fldCharType="end"/>
+      </w:r>
+    </w:p>
+    <w:p>
+      <w:pPr>
+        <w:pStyle w:val="TDC2"/>
+        <w:tabs>
+          <w:tab w:val="right" w:leader="dot" w:pos="9017"/>
+        </w:tabs>
+        <w:spacing w:after="0"/>
+        <w:rPr>
+          <w:rFonts w:asciiTheme="minorHAnsi" w:hAnsiTheme="minorHAnsi" w:cstheme="minorBidi"/>
+          <w:noProof/>
+          <w:kern w:val="2"/>
+          <w:sz w:val="20"/>
+          <w14:ligatures w14:val="standardContextual"/>
+        </w:rPr>
+      </w:pPr>
+      <w:r>
+        <w:rPr>
+          <w:rFonts w:ascii="Calibri" w:eastAsia="Times New Roman" w:hAnsi="Calibri" w:cs="Calibri"/>
+          <w:noProof/>
+          <w:sz w:val="20"/>
+        </w:rPr>
+        <w:t>Paso 7 · Cobro del envío y mercadería</w:t>
+      </w:r>
+      <w:r>
+        <w:rPr>
+          <w:noProof/>
+          <w:sz w:val="20"/>
+        </w:rPr>
+        <w:tab/>
+      </w:r>
+      <w:r>
+        <w:rPr>
+          <w:noProof/>
+          <w:sz w:val="20"/>
+        </w:rPr>
+        <w:fldChar w:fldCharType="begin"/>
+      </w:r>
+      <w:r>
+        <w:rPr>
+          <w:noProof/>
+          <w:sz w:val="20"/>
+        </w:rPr>
+        <w:instrText xml:space="preserve"> PAGEREF _Toc242775480 \h </w:instrText>
+      </w:r>
+      <w:r>
+        <w:rPr>
+          <w:noProof/>
+          <w:sz w:val="20"/>
+        </w:rPr>
+      </w:r>
+      <w:r>
+        <w:rPr>
+          <w:noProof/>
+          <w:sz w:val="20"/>
+        </w:rPr>
+        <w:fldChar w:fldCharType="separate"/>
+      </w:r>
+      <w:r>
+        <w:rPr>
+          <w:noProof/>
+          <w:sz w:val="20"/>
+        </w:rPr>
+        <w:t>5</w:t>
+      </w:r>
+      <w:r>
+        <w:rPr>
+          <w:noProof/>
+          <w:sz w:val="20"/>
+        </w:rPr>
+        <w:fldChar w:fldCharType="end"/>
+      </w:r>
+    </w:p>
+    <w:p>
+      <w:pPr>
+        <w:pStyle w:val="TDC2"/>
+        <w:tabs>
+          <w:tab w:val="right" w:leader="dot" w:pos="9017"/>
+        </w:tabs>
+        <w:spacing w:after="0"/>
+        <w:rPr>
+          <w:rFonts w:asciiTheme="minorHAnsi" w:hAnsiTheme="minorHAnsi" w:cstheme="minorBidi"/>
+          <w:noProof/>
+          <w:kern w:val="2"/>
+          <w:sz w:val="20"/>
+          <w14:ligatures w14:val="standardContextual"/>
+        </w:rPr>
+      </w:pPr>
+      <w:r>
+        <w:rPr>
+          <w:rFonts w:ascii="Calibri" w:eastAsia="Times New Roman" w:hAnsi="Calibri" w:cs="Calibri"/>
+          <w:noProof/>
+          <w:sz w:val="20"/>
+        </w:rPr>
+        <w:t>Paso 8 · Artículos de venta y precios (si vendes productos)</w:t>
+      </w:r>
+      <w:r>
+        <w:rPr>
+          <w:noProof/>
+          <w:sz w:val="20"/>
+        </w:rPr>
+        <w:tab/>
+      </w:r>
+      <w:r>
+        <w:rPr>
+          <w:noProof/>
+          <w:sz w:val="20"/>
+        </w:rPr>
+        <w:fldChar w:fldCharType="begin"/>
+      </w:r>
+      <w:r>
+        <w:rPr>
+          <w:noProof/>
+          <w:sz w:val="20"/>
+        </w:rPr>
+        <w:instrText xml:space="preserve"> PAGEREF _Toc242775481 \h </w:instrText>
+      </w:r>
+      <w:r>
+        <w:rPr>
+          <w:noProof/>
+          <w:sz w:val="20"/>
+        </w:rPr>
+      </w:r>
+      <w:r>
+        <w:rPr>
+          <w:noProof/>
+          <w:sz w:val="20"/>
+        </w:rPr>
+        <w:fldChar w:fldCharType="separate"/>
+      </w:r>
+      <w:r>
+        <w:rPr>
+          <w:noProof/>
+          <w:sz w:val="20"/>
+        </w:rPr>
+        <w:t>5</w:t>
+      </w:r>
+      <w:r>
+        <w:rPr>
+          <w:noProof/>
+          <w:sz w:val="20"/>
+        </w:rPr>
+        <w:fldChar w:fldCharType="end"/>
+      </w:r>
+    </w:p>
+    <w:p>
+      <w:pPr>
+        <w:pStyle w:val="TDC2"/>
+        <w:tabs>
+          <w:tab w:val="right" w:leader="dot" w:pos="9017"/>
+        </w:tabs>
+        <w:spacing w:after="0"/>
+        <w:rPr>
+          <w:rFonts w:asciiTheme="minorHAnsi" w:hAnsiTheme="minorHAnsi" w:cstheme="minorBidi"/>
+          <w:noProof/>
+          <w:kern w:val="2"/>
+          <w:sz w:val="20"/>
+          <w14:ligatures w14:val="standardContextual"/>
+        </w:rPr>
+      </w:pPr>
+      <w:r>
+        <w:rPr>
+          <w:rFonts w:ascii="Calibri" w:eastAsia="Times New Roman" w:hAnsi="Calibri" w:cs="Calibri"/>
+          <w:noProof/>
+          <w:sz w:val="20"/>
+        </w:rPr>
+        <w:t>Paso 9 · Caja de los pilotos</w:t>
+      </w:r>
+      <w:r>
+        <w:rPr>
+          <w:noProof/>
+          <w:sz w:val="20"/>
+        </w:rPr>
+        <w:tab/>
+      </w:r>
+      <w:r>
+        <w:rPr>
+          <w:noProof/>
+          <w:sz w:val="20"/>
+        </w:rPr>
+        <w:fldChar w:fldCharType="begin"/>
+      </w:r>
+      <w:r>
+        <w:rPr>
+          <w:noProof/>
+          <w:sz w:val="20"/>
+        </w:rPr>
+        <w:instrText xml:space="preserve"> PAGEREF _Toc242775482 \h </w:instrText>
+      </w:r>
+      <w:r>
+        <w:rPr>
+          <w:noProof/>
+          <w:sz w:val="20"/>
+        </w:rPr>
+      </w:r>
+      <w:r>
+        <w:rPr>
+          <w:noProof/>
+          <w:sz w:val="20"/>
+        </w:rPr>
+        <w:fldChar w:fldCharType="separate"/>
+      </w:r>
+      <w:r>
+        <w:rPr>
+          <w:noProof/>
+          <w:sz w:val="20"/>
+        </w:rPr>
+        <w:t>5</w:t>
+      </w:r>
+      <w:r>
+        <w:rPr>
+          <w:noProof/>
+          <w:sz w:val="20"/>
+        </w:rPr>
+        <w:fldChar w:fldCharType="end"/>
+      </w:r>
+    </w:p>
+    <w:p>
+      <w:pPr>
+        <w:pStyle w:val="TDC2"/>
+        <w:tabs>
+          <w:tab w:val="right" w:leader="dot" w:pos="9017"/>
+        </w:tabs>
+        <w:spacing w:after="0"/>
+        <w:rPr>
+          <w:rFonts w:asciiTheme="minorHAnsi" w:hAnsiTheme="minorHAnsi" w:cstheme="minorBidi"/>
+          <w:noProof/>
+          <w:kern w:val="2"/>
+          <w:sz w:val="20"/>
+          <w14:ligatures w14:val="standardContextual"/>
+        </w:rPr>
+      </w:pPr>
+      <w:r>
+        <w:rPr>
+          <w:rFonts w:ascii="Calibri" w:eastAsia="Times New Roman" w:hAnsi="Calibri" w:cs="Calibri"/>
+          <w:noProof/>
+          <w:sz w:val="20"/>
+        </w:rPr>
+        <w:t>Paso 10 · Rutas y asignación de pilotos</w:t>
+      </w:r>
+      <w:r>
+        <w:rPr>
+          <w:noProof/>
+          <w:sz w:val="20"/>
+        </w:rPr>
+        <w:tab/>
+      </w:r>
+      <w:r>
+        <w:rPr>
+          <w:noProof/>
+          <w:sz w:val="20"/>
+        </w:rPr>
+        <w:fldChar w:fldCharType="begin"/>
+      </w:r>
+      <w:r>
+        <w:rPr>
+          <w:noProof/>
+          <w:sz w:val="20"/>
+        </w:rPr>
+        <w:instrText xml:space="preserve"> PAGEREF _Toc242775483 \h </w:instrText>
+      </w:r>
+      <w:r>
+        <w:rPr>
+          <w:noProof/>
+          <w:sz w:val="20"/>
+        </w:rPr>
+      </w:r>
+      <w:r>
+        <w:rPr>
+          <w:noProof/>
+          <w:sz w:val="20"/>
+        </w:rPr>
+        <w:fldChar w:fldCharType="separate"/>
+      </w:r>
+      <w:r>
+        <w:rPr>
+          <w:noProof/>
+          <w:sz w:val="20"/>
+        </w:rPr>
+        <w:t>5</w:t>
+      </w:r>
+      <w:r>
+        <w:rPr>
+          <w:noProof/>
+          <w:sz w:val="20"/>
+        </w:rPr>
+        <w:fldChar w:fldCharType="end"/>
+      </w:r>
+    </w:p>
+    <w:p>
+      <w:pPr>
+        <w:pStyle w:val="TDC2"/>
+        <w:tabs>
+          <w:tab w:val="right" w:leader="dot" w:pos="9017"/>
+        </w:tabs>
+        <w:spacing w:after="0"/>
+        <w:rPr>
+          <w:rFonts w:asciiTheme="minorHAnsi" w:hAnsiTheme="minorHAnsi" w:cstheme="minorBidi"/>
+          <w:noProof/>
+          <w:kern w:val="2"/>
+          <w:sz w:val="20"/>
+          <w14:ligatures w14:val="standardContextual"/>
+        </w:rPr>
+      </w:pPr>
+      <w:r>
+        <w:rPr>
+          <w:rFonts w:ascii="Calibri" w:eastAsia="Times New Roman" w:hAnsi="Calibri" w:cs="Calibri"/>
+          <w:noProof/>
+          <w:sz w:val="20"/>
+        </w:rPr>
+        <w:t>Paso 11 · Clientes</w:t>
+      </w:r>
+      <w:r>
+        <w:rPr>
+          <w:noProof/>
+          <w:sz w:val="20"/>
+        </w:rPr>
+        <w:tab/>
+      </w:r>
+      <w:r>
+        <w:rPr>
+          <w:noProof/>
+          <w:sz w:val="20"/>
+        </w:rPr>
+        <w:fldChar w:fldCharType="begin"/>
+      </w:r>
+      <w:r>
+        <w:rPr>
+          <w:noProof/>
+          <w:sz w:val="20"/>
+        </w:rPr>
+        <w:instrText xml:space="preserve"> PAGEREF _Toc242775484 \h </w:instrText>
+      </w:r>
+      <w:r>
+        <w:rPr>
+          <w:noProof/>
+          <w:sz w:val="20"/>
+        </w:rPr>
+      </w:r>
+      <w:r>
+        <w:rPr>
+          <w:noProof/>
+          <w:sz w:val="20"/>
+        </w:rPr>
+        <w:fldChar w:fldCharType="separate"/>
+      </w:r>
+      <w:r>
+        <w:rPr>
+          <w:noProof/>
+          <w:sz w:val="20"/>
+        </w:rPr>
+        <w:t>6</w:t>
+      </w:r>
+      <w:r>
+        <w:rPr>
+          <w:noProof/>
+          <w:sz w:val="20"/>
+        </w:rPr>
+        <w:fldChar w:fldCharType="end"/>
+      </w:r>
+    </w:p>
+    <w:p>
+      <w:pPr>
         <w:pStyle w:val="TDC1"/>
         <w:tabs>
           <w:tab w:val="right" w:leader="dot" w:pos="9017"/>
@@ -430,7 +1294,7 @@
           <w:noProof/>
           <w:sz w:val="20"/>
         </w:rPr>
-        <w:t>Parte 1 · Puesta en marcha (una sola vez)</w:t>
+        <w:t>Parte 2 · El día a día de un pedido</w:t>
       </w:r>
       <w:r>
         <w:rPr>
@@ -451,7 +1315,7 @@
           <w:noProof/>
           <w:sz w:val="20"/>
         </w:rPr>
-        <w:instrText xml:space="preserve"> PAGEREF _Toc242775473 \h </w:instrText>
+        <w:instrText xml:space="preserve"> PAGEREF _Toc242775485 \h </w:instrText>
       </w:r>
       <w:r>
         <w:rPr>
@@ -471,7 +1335,7 @@
           <w:noProof/>
           <w:sz w:val="20"/>
         </w:rPr>
-        <w:t>5</w:t>
+        <w:t>7</w:t>
       </w:r>
       <w:r>
         <w:rPr>
@@ -502,7 +1366,7 @@
           <w:noProof/>
           <w:sz w:val="20"/>
         </w:rPr>
-        <w:t>Paso 1 · Entrar por primera vez</w:t>
+        <w:t>Paso 1 · El piloto llega y marca su horario</w:t>
       </w:r>
       <w:r>
         <w:rPr>
@@ -523,7 +1387,7 @@
           <w:noProof/>
           <w:sz w:val="20"/>
         </w:rPr>
-        <w:instrText xml:space="preserve"> PAGEREF _Toc242775474 \h </w:instrText>
+        <w:instrText xml:space="preserve"> PAGEREF _Toc242775486 \h </w:instrText>
       </w:r>
       <w:r>
         <w:rPr>
@@ -543,7 +1407,7 @@
           <w:noProof/>
           <w:sz w:val="20"/>
         </w:rPr>
-        <w:t>5</w:t>
+        <w:t>7</w:t>
       </w:r>
       <w:r>
         <w:rPr>
@@ -574,7 +1438,7 @@
           <w:noProof/>
           <w:sz w:val="20"/>
         </w:rPr>
-        <w:t>Paso 2 · Regiones y tiendas</w:t>
+        <w:t>Paso 2 · Registrar el pedido (Empleado, G3 o superior)</w:t>
       </w:r>
       <w:r>
         <w:rPr>
@@ -595,7 +1459,7 @@
           <w:noProof/>
           <w:sz w:val="20"/>
         </w:rPr>
-        <w:instrText xml:space="preserve"> PAGEREF _Toc242775475 \h </w:instrText>
+        <w:instrText xml:space="preserve"> PAGEREF _Toc242775487 \h </w:instrText>
       </w:r>
       <w:r>
         <w:rPr>
@@ -615,7 +1479,7 @@
           <w:noProof/>
           <w:sz w:val="20"/>
         </w:rPr>
-        <w:t>5</w:t>
+        <w:t>7</w:t>
       </w:r>
       <w:r>
         <w:rPr>
@@ -646,7 +1510,7 @@
           <w:noProof/>
           <w:sz w:val="20"/>
         </w:rPr>
-        <w:t>Paso 3 · Ubicación de la tienda y QR de marcas</w:t>
+        <w:t>Paso 3 · Asignar piloto (si no se asignó solo) · Admin G2 o superior</w:t>
       </w:r>
       <w:r>
         <w:rPr>
@@ -667,7 +1531,7 @@
           <w:noProof/>
           <w:sz w:val="20"/>
         </w:rPr>
-        <w:instrText xml:space="preserve"> PAGEREF _Toc242775476 \h </w:instrText>
+        <w:instrText xml:space="preserve"> PAGEREF _Toc242775488 \h </w:instrText>
       </w:r>
       <w:r>
         <w:rPr>
@@ -687,7 +1551,7 @@
           <w:noProof/>
           <w:sz w:val="20"/>
         </w:rPr>
-        <w:t>5</w:t>
+        <w:t>8</w:t>
       </w:r>
       <w:r>
         <w:rPr>
@@ -718,7 +1582,7 @@
           <w:noProof/>
           <w:sz w:val="20"/>
         </w:rPr>
-        <w:t>Paso 4 · Vehículos</w:t>
+        <w:t>Paso 4 · Alistar y dejar listo para despachar (tienda)</w:t>
       </w:r>
       <w:r>
         <w:rPr>
@@ -739,7 +1603,7 @@
           <w:noProof/>
           <w:sz w:val="20"/>
         </w:rPr>
-        <w:instrText xml:space="preserve"> PAGEREF _Toc242775477 \h </w:instrText>
+        <w:instrText xml:space="preserve"> PAGEREF _Toc242775489 \h </w:instrText>
       </w:r>
       <w:r>
         <w:rPr>
@@ -759,7 +1623,7 @@
           <w:noProof/>
           <w:sz w:val="20"/>
         </w:rPr>
-        <w:t>5</w:t>
+        <w:t>8</w:t>
       </w:r>
       <w:r>
         <w:rPr>
@@ -790,7 +1654,7 @@
           <w:noProof/>
           <w:sz w:val="20"/>
         </w:rPr>
-        <w:t>Paso 5 · Usuarios</w:t>
+        <w:t>Paso 5 · El piloto carga cada pedido</w:t>
       </w:r>
       <w:r>
         <w:rPr>
@@ -811,7 +1675,7 @@
           <w:noProof/>
           <w:sz w:val="20"/>
         </w:rPr>
-        <w:instrText xml:space="preserve"> PAGEREF _Toc242775478 \h </w:instrText>
+        <w:instrText xml:space="preserve"> PAGEREF _Toc242775490 \h </w:instrText>
       </w:r>
       <w:r>
         <w:rPr>
@@ -831,7 +1695,7 @@
           <w:noProof/>
           <w:sz w:val="20"/>
         </w:rPr>
-        <w:t>5</w:t>
+        <w:t>8</w:t>
       </w:r>
       <w:r>
         <w:rPr>
@@ -862,7 +1726,7 @@
           <w:noProof/>
           <w:sz w:val="20"/>
         </w:rPr>
-        <w:t>Paso 6 · Horarios de los pilotos y slots de despacho</w:t>
+        <w:t>Paso 6 · Salir a ruta (por slot)</w:t>
       </w:r>
       <w:r>
         <w:rPr>
@@ -883,7 +1747,7 @@
           <w:noProof/>
           <w:sz w:val="20"/>
         </w:rPr>
-        <w:instrText xml:space="preserve"> PAGEREF _Toc242775479 \h </w:instrText>
+        <w:instrText xml:space="preserve"> PAGEREF _Toc242775491 \h </w:instrText>
       </w:r>
       <w:r>
         <w:rPr>
@@ -903,7 +1767,7 @@
           <w:noProof/>
           <w:sz w:val="20"/>
         </w:rPr>
-        <w:t>6</w:t>
+        <w:t>8</w:t>
       </w:r>
       <w:r>
         <w:rPr>
@@ -934,7 +1798,7 @@
           <w:noProof/>
           <w:sz w:val="20"/>
         </w:rPr>
-        <w:t>Paso 7 · Cobro del envío y mercadería</w:t>
+        <w:t>Paso 7 · Entregar</w:t>
       </w:r>
       <w:r>
         <w:rPr>
@@ -955,7 +1819,7 @@
           <w:noProof/>
           <w:sz w:val="20"/>
         </w:rPr>
-        <w:instrText xml:space="preserve"> PAGEREF _Toc242775480 \h </w:instrText>
+        <w:instrText xml:space="preserve"> PAGEREF _Toc242775492 \h </w:instrText>
       </w:r>
       <w:r>
         <w:rPr>
@@ -975,7 +1839,7 @@
           <w:noProof/>
           <w:sz w:val="20"/>
         </w:rPr>
-        <w:t>6</w:t>
+        <w:t>8</w:t>
       </w:r>
       <w:r>
         <w:rPr>
@@ -1006,7 +1870,7 @@
           <w:noProof/>
           <w:sz w:val="20"/>
         </w:rPr>
-        <w:t>Paso 8 · Artículos de venta y precios (si vendes productos)</w:t>
+        <w:t>Paso 8 · Lo que no se entregó</w:t>
       </w:r>
       <w:r>
         <w:rPr>
@@ -1027,7 +1891,7 @@
           <w:noProof/>
           <w:sz w:val="20"/>
         </w:rPr>
-        <w:instrText xml:space="preserve"> PAGEREF _Toc242775481 \h </w:instrText>
+        <w:instrText xml:space="preserve"> PAGEREF _Toc242775493 \h </w:instrText>
       </w:r>
       <w:r>
         <w:rPr>
@@ -1047,7 +1911,7 @@
           <w:noProof/>
           <w:sz w:val="20"/>
         </w:rPr>
-        <w:t>6</w:t>
+        <w:t>9</w:t>
       </w:r>
       <w:r>
         <w:rPr>
@@ -1059,6 +1923,78 @@
     </w:p>
     <w:p>
       <w:pPr>
+        <w:pStyle w:val="TDC1"/>
+        <w:tabs>
+          <w:tab w:val="right" w:leader="dot" w:pos="9017"/>
+        </w:tabs>
+        <w:spacing w:after="0"/>
+        <w:rPr>
+          <w:rFonts w:asciiTheme="minorHAnsi" w:hAnsiTheme="minorHAnsi" w:cstheme="minorBidi"/>
+          <w:noProof/>
+          <w:kern w:val="2"/>
+          <w:sz w:val="20"/>
+          <w14:ligatures w14:val="standardContextual"/>
+        </w:rPr>
+      </w:pPr>
+      <w:r>
+        <w:rPr>
+          <w:rFonts w:ascii="Calibri" w:eastAsia="Times New Roman" w:hAnsi="Calibri" w:cs="Calibri"/>
+          <w:noProof/>
+          <w:sz w:val="20"/>
+        </w:rPr>
+        <w:t>Parte 3 · Distribuidora: bodega del día y venta en ruta</w:t>
+      </w:r>
+      <w:r>
+        <w:rPr>
+          <w:noProof/>
+          <w:sz w:val="20"/>
+        </w:rPr>
+        <w:tab/>
+      </w:r>
+      <w:r>
+        <w:rPr>
+          <w:noProof/>
+          <w:sz w:val="20"/>
+        </w:rPr>
+        <w:fldChar w:fldCharType="begin"/>
+      </w:r>
+      <w:r>
+        <w:rPr>
+          <w:noProof/>
+          <w:sz w:val="20"/>
+        </w:rPr>
+        <w:instrText xml:space="preserve"> PAGEREF _Toc242775494 \h </w:instrText>
+      </w:r>
+      <w:r>
+        <w:rPr>
+          <w:noProof/>
+          <w:sz w:val="20"/>
+        </w:rPr>
+      </w:r>
+      <w:r>
+        <w:rPr>
+          <w:noProof/>
+          <w:sz w:val="20"/>
+        </w:rPr>
+        <w:fldChar w:fldCharType="separate"/>
+      </w:r>
+      <w:r>
+        <w:rPr>
+          <w:noProof/>
+          <w:sz w:val="20"/>
+        </w:rPr>
+        <w:t>10</w:t>
+      </w:r>
+      <w:r>
+        <w:rPr>
+          <w:noProof/>
+          <w:sz w:val="20"/>
+        </w:rPr>
+        <w:fldChar w:fldCharType="end"/>
+      </w:r>
+    </w:p>
+    <w:p>
+      <w:pPr>
         <w:pStyle w:val="TDC2"/>
         <w:tabs>
           <w:tab w:val="right" w:leader="dot" w:pos="9017"/>
@@ -1078,7 +2014,7 @@
           <w:noProof/>
           <w:sz w:val="20"/>
         </w:rPr>
-        <w:t>Paso 9 · Caja de los pilotos</w:t>
+        <w:t>Paso 1 · Abrir la bodega del día (Admin G3 o superior)</w:t>
       </w:r>
       <w:r>
         <w:rPr>
@@ -1099,7 +2035,7 @@
           <w:noProof/>
           <w:sz w:val="20"/>
         </w:rPr>
-        <w:instrText xml:space="preserve"> PAGEREF _Toc242775482 \h </w:instrText>
+        <w:instrText xml:space="preserve"> PAGEREF _Toc242775495 \h </w:instrText>
       </w:r>
       <w:r>
         <w:rPr>
@@ -1119,7 +2055,7 @@
           <w:noProof/>
           <w:sz w:val="20"/>
         </w:rPr>
-        <w:t>6</w:t>
+        <w:t>10</w:t>
       </w:r>
       <w:r>
         <w:rPr>
@@ -1150,7 +2086,7 @@
           <w:noProof/>
           <w:sz w:val="20"/>
         </w:rPr>
-        <w:t>Paso 10 · Rutas y asignación de pilotos</w:t>
+        <w:t>Paso 2 · Llenarla y cargar a los pilotos</w:t>
       </w:r>
       <w:r>
         <w:rPr>
@@ -1171,7 +2107,7 @@
           <w:noProof/>
           <w:sz w:val="20"/>
         </w:rPr>
-        <w:instrText xml:space="preserve"> PAGEREF _Toc242775483 \h </w:instrText>
+        <w:instrText xml:space="preserve"> PAGEREF _Toc242775496 \h </w:instrText>
       </w:r>
       <w:r>
         <w:rPr>
@@ -1191,7 +2127,7 @@
           <w:noProof/>
           <w:sz w:val="20"/>
         </w:rPr>
-        <w:t>6</w:t>
+        <w:t>10</w:t>
       </w:r>
       <w:r>
         <w:rPr>
@@ -1222,7 +2158,7 @@
           <w:noProof/>
           <w:sz w:val="20"/>
         </w:rPr>
-        <w:t>Paso 11 · Clientes</w:t>
+        <w:t>Paso 3 · En la calle (piloto)</w:t>
       </w:r>
       <w:r>
         <w:rPr>
@@ -1243,7 +2179,7 @@
           <w:noProof/>
           <w:sz w:val="20"/>
         </w:rPr>
-        <w:instrText xml:space="preserve"> PAGEREF _Toc242775484 \h </w:instrText>
+        <w:instrText xml:space="preserve"> PAGEREF _Toc242775497 \h </w:instrText>
       </w:r>
       <w:r>
         <w:rPr>
@@ -1263,7 +2199,7 @@
           <w:noProof/>
           <w:sz w:val="20"/>
         </w:rPr>
-        <w:t>7</w:t>
+        <w:t>10</w:t>
       </w:r>
       <w:r>
         <w:rPr>
@@ -1275,6 +2211,150 @@
     </w:p>
     <w:p>
       <w:pPr>
+        <w:pStyle w:val="TDC2"/>
+        <w:tabs>
+          <w:tab w:val="right" w:leader="dot" w:pos="9017"/>
+        </w:tabs>
+        <w:spacing w:after="0"/>
+        <w:rPr>
+          <w:rFonts w:asciiTheme="minorHAnsi" w:hAnsiTheme="minorHAnsi" w:cstheme="minorBidi"/>
+          <w:noProof/>
+          <w:kern w:val="2"/>
+          <w:sz w:val="20"/>
+          <w14:ligatures w14:val="standardContextual"/>
+        </w:rPr>
+      </w:pPr>
+      <w:r>
+        <w:rPr>
+          <w:rFonts w:ascii="Calibri" w:eastAsia="Times New Roman" w:hAnsi="Calibri" w:cs="Calibri"/>
+          <w:noProof/>
+          <w:sz w:val="20"/>
+        </w:rPr>
+        <w:t>Paso 4 · Devolución y cierre de mercadería del piloto</w:t>
+      </w:r>
+      <w:r>
+        <w:rPr>
+          <w:noProof/>
+          <w:sz w:val="20"/>
+        </w:rPr>
+        <w:tab/>
+      </w:r>
+      <w:r>
+        <w:rPr>
+          <w:noProof/>
+          <w:sz w:val="20"/>
+        </w:rPr>
+        <w:fldChar w:fldCharType="begin"/>
+      </w:r>
+      <w:r>
+        <w:rPr>
+          <w:noProof/>
+          <w:sz w:val="20"/>
+        </w:rPr>
+        <w:instrText xml:space="preserve"> PAGEREF _Toc242775498 \h </w:instrText>
+      </w:r>
+      <w:r>
+        <w:rPr>
+          <w:noProof/>
+          <w:sz w:val="20"/>
+        </w:rPr>
+      </w:r>
+      <w:r>
+        <w:rPr>
+          <w:noProof/>
+          <w:sz w:val="20"/>
+        </w:rPr>
+        <w:fldChar w:fldCharType="separate"/>
+      </w:r>
+      <w:r>
+        <w:rPr>
+          <w:noProof/>
+          <w:sz w:val="20"/>
+        </w:rPr>
+        <w:t>10</w:t>
+      </w:r>
+      <w:r>
+        <w:rPr>
+          <w:noProof/>
+          <w:sz w:val="20"/>
+        </w:rPr>
+        <w:fldChar w:fldCharType="end"/>
+      </w:r>
+    </w:p>
+    <w:p>
+      <w:pPr>
+        <w:pStyle w:val="TDC2"/>
+        <w:tabs>
+          <w:tab w:val="right" w:leader="dot" w:pos="9017"/>
+        </w:tabs>
+        <w:spacing w:after="0"/>
+        <w:rPr>
+          <w:rFonts w:asciiTheme="minorHAnsi" w:hAnsiTheme="minorHAnsi" w:cstheme="minorBidi"/>
+          <w:noProof/>
+          <w:kern w:val="2"/>
+          <w:sz w:val="20"/>
+          <w14:ligatures w14:val="standardContextual"/>
+        </w:rPr>
+      </w:pPr>
+      <w:r>
+        <w:rPr>
+          <w:rFonts w:ascii="Calibri" w:eastAsia="Times New Roman" w:hAnsi="Calibri" w:cs="Calibri"/>
+          <w:noProof/>
+          <w:sz w:val="20"/>
+        </w:rPr>
+        <w:t>Paso 5 · Cerrar la bodega</w:t>
+      </w:r>
+      <w:r>
+        <w:rPr>
+          <w:noProof/>
+          <w:sz w:val="20"/>
+        </w:rPr>
+        <w:tab/>
+      </w:r>
+      <w:r>
+        <w:rPr>
+          <w:noProof/>
+          <w:sz w:val="20"/>
+        </w:rPr>
+        <w:fldChar w:fldCharType="begin"/>
+      </w:r>
+      <w:r>
+        <w:rPr>
+          <w:noProof/>
+          <w:sz w:val="20"/>
+        </w:rPr>
+        <w:instrText xml:space="preserve"> PAGEREF _Toc242775499 \h </w:instrText>
+      </w:r>
+      <w:r>
+        <w:rPr>
+          <w:noProof/>
+          <w:sz w:val="20"/>
+        </w:rPr>
+      </w:r>
+      <w:r>
+        <w:rPr>
+          <w:noProof/>
+          <w:sz w:val="20"/>
+        </w:rPr>
+        <w:fldChar w:fldCharType="separate"/>
+      </w:r>
+      <w:r>
+        <w:rPr>
+          <w:noProof/>
+          <w:sz w:val="20"/>
+        </w:rPr>
+        <w:t>10</w:t>
+      </w:r>
+      <w:r>
+        <w:rPr>
+          <w:noProof/>
+          <w:sz w:val="20"/>
+        </w:rPr>
+        <w:fldChar w:fldCharType="end"/>
+      </w:r>
+    </w:p>
+    <w:p>
+      <w:pPr>
         <w:pStyle w:val="TDC1"/>
         <w:tabs>
           <w:tab w:val="right" w:leader="dot" w:pos="9017"/>
@@ -1294,7 +2374,7 @@
           <w:noProof/>
           <w:sz w:val="20"/>
         </w:rPr>
-        <w:t>Parte 2 · El día a día de un pedido</w:t>
+        <w:t>Parte 4 · Cierres del día</w:t>
       </w:r>
       <w:r>
         <w:rPr>
@@ -1315,7 +2395,7 @@
           <w:noProof/>
           <w:sz w:val="20"/>
         </w:rPr>
-        <w:instrText xml:space="preserve"> PAGEREF _Toc242775485 \h </w:instrText>
+        <w:instrText xml:space="preserve"> PAGEREF _Toc242775500 \h </w:instrText>
       </w:r>
       <w:r>
         <w:rPr>
@@ -1335,7 +2415,7 @@
           <w:noProof/>
           <w:sz w:val="20"/>
         </w:rPr>
-        <w:t>8</w:t>
+        <w:t>11</w:t>
       </w:r>
       <w:r>
         <w:rPr>
@@ -1366,7 +2446,7 @@
           <w:noProof/>
           <w:sz w:val="20"/>
         </w:rPr>
-        <w:t>Paso 1 · El piloto llega y marca su horario</w:t>
+        <w:t>Cierre de caja de cada piloto (Admin G3 o superior)</w:t>
       </w:r>
       <w:r>
         <w:rPr>
@@ -1387,7 +2467,7 @@
           <w:noProof/>
           <w:sz w:val="20"/>
         </w:rPr>
-        <w:instrText xml:space="preserve"> PAGEREF _Toc242775486 \h </w:instrText>
+        <w:instrText xml:space="preserve"> PAGEREF _Toc242775501 \h </w:instrText>
       </w:r>
       <w:r>
         <w:rPr>
@@ -1407,7 +2487,7 @@
           <w:noProof/>
           <w:sz w:val="20"/>
         </w:rPr>
-        <w:t>8</w:t>
+        <w:t>11</w:t>
       </w:r>
       <w:r>
         <w:rPr>
@@ -1438,7 +2518,7 @@
           <w:noProof/>
           <w:sz w:val="20"/>
         </w:rPr>
-        <w:t>Paso 2 · Registrar el pedido (Empleado, G3 o superior)</w:t>
+        <w:t>Cierre de mercadería y bodega (distribuidora)</w:t>
       </w:r>
       <w:r>
         <w:rPr>
@@ -1459,7 +2539,7 @@
           <w:noProof/>
           <w:sz w:val="20"/>
         </w:rPr>
-        <w:instrText xml:space="preserve"> PAGEREF _Toc242775487 \h </w:instrText>
+        <w:instrText xml:space="preserve"> PAGEREF _Toc242775502 \h </w:instrText>
       </w:r>
       <w:r>
         <w:rPr>
@@ -1479,7 +2559,7 @@
           <w:noProof/>
           <w:sz w:val="20"/>
         </w:rPr>
-        <w:t>8</w:t>
+        <w:t>11</w:t>
       </w:r>
       <w:r>
         <w:rPr>
@@ -1510,7 +2590,7 @@
           <w:noProof/>
           <w:sz w:val="20"/>
         </w:rPr>
-        <w:t>Paso 3 · Asignar piloto (si no se asignó solo) · Admin G2 o superior</w:t>
+        <w:t>Revisión del día</w:t>
       </w:r>
       <w:r>
         <w:rPr>
@@ -1531,7 +2611,7 @@
           <w:noProof/>
           <w:sz w:val="20"/>
         </w:rPr>
-        <w:instrText xml:space="preserve"> PAGEREF _Toc242775488 \h </w:instrText>
+        <w:instrText xml:space="preserve"> PAGEREF _Toc242775503 \h </w:instrText>
       </w:r>
       <w:r>
         <w:rPr>
@@ -1551,7 +2631,7 @@
           <w:noProof/>
           <w:sz w:val="20"/>
         </w:rPr>
-        <w:t>9</w:t>
+        <w:t>11</w:t>
       </w:r>
       <w:r>
         <w:rPr>
@@ -1563,6 +2643,78 @@
     </w:p>
     <w:p>
       <w:pPr>
+        <w:pStyle w:val="TDC1"/>
+        <w:tabs>
+          <w:tab w:val="right" w:leader="dot" w:pos="9017"/>
+        </w:tabs>
+        <w:spacing w:after="0"/>
+        <w:rPr>
+          <w:rFonts w:asciiTheme="minorHAnsi" w:hAnsiTheme="minorHAnsi" w:cstheme="minorBidi"/>
+          <w:noProof/>
+          <w:kern w:val="2"/>
+          <w:sz w:val="20"/>
+          <w14:ligatures w14:val="standardContextual"/>
+        </w:rPr>
+      </w:pPr>
+      <w:r>
+        <w:rPr>
+          <w:rFonts w:ascii="Calibri" w:eastAsia="Times New Roman" w:hAnsi="Calibri" w:cs="Calibri"/>
+          <w:noProof/>
+          <w:sz w:val="20"/>
+        </w:rPr>
+        <w:t>Parte 5 · Avisos, QR y reportes</w:t>
+      </w:r>
+      <w:r>
+        <w:rPr>
+          <w:noProof/>
+          <w:sz w:val="20"/>
+        </w:rPr>
+        <w:tab/>
+      </w:r>
+      <w:r>
+        <w:rPr>
+          <w:noProof/>
+          <w:sz w:val="20"/>
+        </w:rPr>
+        <w:fldChar w:fldCharType="begin"/>
+      </w:r>
+      <w:r>
+        <w:rPr>
+          <w:noProof/>
+          <w:sz w:val="20"/>
+        </w:rPr>
+        <w:instrText xml:space="preserve"> PAGEREF _Toc242775504 \h </w:instrText>
+      </w:r>
+      <w:r>
+        <w:rPr>
+          <w:noProof/>
+          <w:sz w:val="20"/>
+        </w:rPr>
+      </w:r>
+      <w:r>
+        <w:rPr>
+          <w:noProof/>
+          <w:sz w:val="20"/>
+        </w:rPr>
+        <w:fldChar w:fldCharType="separate"/>
+      </w:r>
+      <w:r>
+        <w:rPr>
+          <w:noProof/>
+          <w:sz w:val="20"/>
+        </w:rPr>
+        <w:t>12</w:t>
+      </w:r>
+      <w:r>
+        <w:rPr>
+          <w:noProof/>
+          <w:sz w:val="20"/>
+        </w:rPr>
+        <w:fldChar w:fldCharType="end"/>
+      </w:r>
+    </w:p>
+    <w:p>
+      <w:pPr>
         <w:pStyle w:val="TDC2"/>
         <w:tabs>
           <w:tab w:val="right" w:leader="dot" w:pos="9017"/>
@@ -1582,7 +2734,7 @@
           <w:noProof/>
           <w:sz w:val="20"/>
         </w:rPr>
-        <w:t>Paso 4 · Alistar y dejar listo para despachar (tienda)</w:t>
+        <w:t>La campana</w:t>
       </w:r>
       <w:r>
         <w:rPr>
@@ -1603,7 +2755,7 @@
           <w:noProof/>
           <w:sz w:val="20"/>
         </w:rPr>
-        <w:instrText xml:space="preserve"> PAGEREF _Toc242775489 \h </w:instrText>
+        <w:instrText xml:space="preserve"> PAGEREF _Toc242775505 \h </w:instrText>
       </w:r>
       <w:r>
         <w:rPr>
@@ -1623,7 +2775,7 @@
           <w:noProof/>
           <w:sz w:val="20"/>
         </w:rPr>
-        <w:t>9</w:t>
+        <w:t>12</w:t>
       </w:r>
       <w:r>
         <w:rPr>
@@ -1654,7 +2806,7 @@
           <w:noProof/>
           <w:sz w:val="20"/>
         </w:rPr>
-        <w:t>Paso 5 · El piloto carga cada pedido</w:t>
+        <w:t>Los QR del sistema</w:t>
       </w:r>
       <w:r>
         <w:rPr>
@@ -1675,7 +2827,7 @@
           <w:noProof/>
           <w:sz w:val="20"/>
         </w:rPr>
-        <w:instrText xml:space="preserve"> PAGEREF _Toc242775490 \h </w:instrText>
+        <w:instrText xml:space="preserve"> PAGEREF _Toc242775506 \h </w:instrText>
       </w:r>
       <w:r>
         <w:rPr>
@@ -1695,7 +2847,7 @@
           <w:noProof/>
           <w:sz w:val="20"/>
         </w:rPr>
-        <w:t>9</w:t>
+        <w:t>12</w:t>
       </w:r>
       <w:r>
         <w:rPr>
@@ -1707,7 +2859,7 @@
     </w:p>
     <w:p>
       <w:pPr>
-        <w:pStyle w:val="TDC2"/>
+        <w:pStyle w:val="TDC1"/>
         <w:tabs>
           <w:tab w:val="right" w:leader="dot" w:pos="9017"/>
         </w:tabs>
@@ -1726,7 +2878,7 @@
           <w:noProof/>
           <w:sz w:val="20"/>
         </w:rPr>
-        <w:t>Paso 6 · Salir a ruta (por slot)</w:t>
+        <w:t>Lista rápida por rol</w:t>
       </w:r>
       <w:r>
         <w:rPr>
@@ -1747,7 +2899,7 @@
           <w:noProof/>
           <w:sz w:val="20"/>
         </w:rPr>
-        <w:instrText xml:space="preserve"> PAGEREF _Toc242775491 \h </w:instrText>
+        <w:instrText xml:space="preserve"> PAGEREF _Toc242775507 \h </w:instrText>
       </w:r>
       <w:r>
         <w:rPr>
@@ -1767,7 +2919,7 @@
           <w:noProof/>
           <w:sz w:val="20"/>
         </w:rPr>
-        <w:t>9</w:t>
+        <w:t>13</w:t>
       </w:r>
       <w:r>
         <w:rPr>
@@ -1779,7 +2931,7 @@
     </w:p>
     <w:p>
       <w:pPr>
-        <w:pStyle w:val="TDC2"/>
+        <w:pStyle w:val="TDC1"/>
         <w:tabs>
           <w:tab w:val="right" w:leader="dot" w:pos="9017"/>
         </w:tabs>
@@ -1798,7 +2950,7 @@
           <w:noProof/>
           <w:sz w:val="20"/>
         </w:rPr>
-        <w:t>Paso 7 · Entregar</w:t>
+        <w:t>Preguntas frecuentes y problemas comunes</w:t>
       </w:r>
       <w:r>
         <w:rPr>
@@ -1819,7 +2971,7 @@
           <w:noProof/>
           <w:sz w:val="20"/>
         </w:rPr>
-        <w:instrText xml:space="preserve"> PAGEREF _Toc242775492 \h </w:instrText>
+        <w:instrText xml:space="preserve"> PAGEREF _Toc242775508 \h </w:instrText>
       </w:r>
       <w:r>
         <w:rPr>
@@ -1839,1160 +2991,7 @@
           <w:noProof/>
           <w:sz w:val="20"/>
         </w:rPr>
-        <w:t>9</w:t>
-      </w:r>
-      <w:r>
-        <w:rPr>
-          <w:noProof/>
-          <w:sz w:val="20"/>
-        </w:rPr>
-        <w:fldChar w:fldCharType="end"/>
-      </w:r>
-    </w:p>
-    <w:p>
-      <w:pPr>
-        <w:pStyle w:val="TDC2"/>
-        <w:tabs>
-          <w:tab w:val="right" w:leader="dot" w:pos="9017"/>
-        </w:tabs>
-        <w:spacing w:after="0"/>
-        <w:rPr>
-          <w:rFonts w:asciiTheme="minorHAnsi" w:hAnsiTheme="minorHAnsi" w:cstheme="minorBidi"/>
-          <w:noProof/>
-          <w:kern w:val="2"/>
-          <w:sz w:val="20"/>
-          <w14:ligatures w14:val="standardContextual"/>
-        </w:rPr>
-      </w:pPr>
-      <w:r>
-        <w:rPr>
-          <w:rFonts w:ascii="Calibri" w:eastAsia="Times New Roman" w:hAnsi="Calibri" w:cs="Calibri"/>
-          <w:noProof/>
-          <w:sz w:val="20"/>
-        </w:rPr>
-        <w:t>Paso 8 · Lo que no se entregó</w:t>
-      </w:r>
-      <w:r>
-        <w:rPr>
-          <w:noProof/>
-          <w:sz w:val="20"/>
-        </w:rPr>
-        <w:tab/>
-      </w:r>
-      <w:r>
-        <w:rPr>
-          <w:noProof/>
-          <w:sz w:val="20"/>
-        </w:rPr>
-        <w:fldChar w:fldCharType="begin"/>
-      </w:r>
-      <w:r>
-        <w:rPr>
-          <w:noProof/>
-          <w:sz w:val="20"/>
-        </w:rPr>
-        <w:instrText xml:space="preserve"> PAGEREF _Toc242775493 \h </w:instrText>
-      </w:r>
-      <w:r>
-        <w:rPr>
-          <w:noProof/>
-          <w:sz w:val="20"/>
-        </w:rPr>
-      </w:r>
-      <w:r>
-        <w:rPr>
-          <w:noProof/>
-          <w:sz w:val="20"/>
-        </w:rPr>
-        <w:fldChar w:fldCharType="separate"/>
-      </w:r>
-      <w:r>
-        <w:rPr>
-          <w:noProof/>
-          <w:sz w:val="20"/>
-        </w:rPr>
-        <w:t>10</w:t>
-      </w:r>
-      <w:r>
-        <w:rPr>
-          <w:noProof/>
-          <w:sz w:val="20"/>
-        </w:rPr>
-        <w:fldChar w:fldCharType="end"/>
-      </w:r>
-    </w:p>
-    <w:p>
-      <w:pPr>
-        <w:pStyle w:val="TDC1"/>
-        <w:tabs>
-          <w:tab w:val="right" w:leader="dot" w:pos="9017"/>
-        </w:tabs>
-        <w:spacing w:after="0"/>
-        <w:rPr>
-          <w:rFonts w:asciiTheme="minorHAnsi" w:hAnsiTheme="minorHAnsi" w:cstheme="minorBidi"/>
-          <w:noProof/>
-          <w:kern w:val="2"/>
-          <w:sz w:val="20"/>
-          <w14:ligatures w14:val="standardContextual"/>
-        </w:rPr>
-      </w:pPr>
-      <w:r>
-        <w:rPr>
-          <w:rFonts w:ascii="Calibri" w:eastAsia="Times New Roman" w:hAnsi="Calibri" w:cs="Calibri"/>
-          <w:noProof/>
-          <w:sz w:val="20"/>
-        </w:rPr>
-        <w:t>Parte 3 · Distribuidora: bodega del día y venta en ruta</w:t>
-      </w:r>
-      <w:r>
-        <w:rPr>
-          <w:noProof/>
-          <w:sz w:val="20"/>
-        </w:rPr>
-        <w:tab/>
-      </w:r>
-      <w:r>
-        <w:rPr>
-          <w:noProof/>
-          <w:sz w:val="20"/>
-        </w:rPr>
-        <w:fldChar w:fldCharType="begin"/>
-      </w:r>
-      <w:r>
-        <w:rPr>
-          <w:noProof/>
-          <w:sz w:val="20"/>
-        </w:rPr>
-        <w:instrText xml:space="preserve"> PAGEREF _Toc242775494 \h </w:instrText>
-      </w:r>
-      <w:r>
-        <w:rPr>
-          <w:noProof/>
-          <w:sz w:val="20"/>
-        </w:rPr>
-      </w:r>
-      <w:r>
-        <w:rPr>
-          <w:noProof/>
-          <w:sz w:val="20"/>
-        </w:rPr>
-        <w:fldChar w:fldCharType="separate"/>
-      </w:r>
-      <w:r>
-        <w:rPr>
-          <w:noProof/>
-          <w:sz w:val="20"/>
-        </w:rPr>
-        <w:t>11</w:t>
-      </w:r>
-      <w:r>
-        <w:rPr>
-          <w:noProof/>
-          <w:sz w:val="20"/>
-        </w:rPr>
-        <w:fldChar w:fldCharType="end"/>
-      </w:r>
-    </w:p>
-    <w:p>
-      <w:pPr>
-        <w:pStyle w:val="TDC2"/>
-        <w:tabs>
-          <w:tab w:val="right" w:leader="dot" w:pos="9017"/>
-        </w:tabs>
-        <w:spacing w:after="0"/>
-        <w:rPr>
-          <w:rFonts w:asciiTheme="minorHAnsi" w:hAnsiTheme="minorHAnsi" w:cstheme="minorBidi"/>
-          <w:noProof/>
-          <w:kern w:val="2"/>
-          <w:sz w:val="20"/>
-          <w14:ligatures w14:val="standardContextual"/>
-        </w:rPr>
-      </w:pPr>
-      <w:r>
-        <w:rPr>
-          <w:rFonts w:ascii="Calibri" w:eastAsia="Times New Roman" w:hAnsi="Calibri" w:cs="Calibri"/>
-          <w:noProof/>
-          <w:sz w:val="20"/>
-        </w:rPr>
-        <w:t>Paso 1 · Abrir la bodega del día (Admin G3 o superior)</w:t>
-      </w:r>
-      <w:r>
-        <w:rPr>
-          <w:noProof/>
-          <w:sz w:val="20"/>
-        </w:rPr>
-        <w:tab/>
-      </w:r>
-      <w:r>
-        <w:rPr>
-          <w:noProof/>
-          <w:sz w:val="20"/>
-        </w:rPr>
-        <w:fldChar w:fldCharType="begin"/>
-      </w:r>
-      <w:r>
-        <w:rPr>
-          <w:noProof/>
-          <w:sz w:val="20"/>
-        </w:rPr>
-        <w:instrText xml:space="preserve"> PAGEREF _Toc242775495 \h </w:instrText>
-      </w:r>
-      <w:r>
-        <w:rPr>
-          <w:noProof/>
-          <w:sz w:val="20"/>
-        </w:rPr>
-      </w:r>
-      <w:r>
-        <w:rPr>
-          <w:noProof/>
-          <w:sz w:val="20"/>
-        </w:rPr>
-        <w:fldChar w:fldCharType="separate"/>
-      </w:r>
-      <w:r>
-        <w:rPr>
-          <w:noProof/>
-          <w:sz w:val="20"/>
-        </w:rPr>
-        <w:t>11</w:t>
-      </w:r>
-      <w:r>
-        <w:rPr>
-          <w:noProof/>
-          <w:sz w:val="20"/>
-        </w:rPr>
-        <w:fldChar w:fldCharType="end"/>
-      </w:r>
-    </w:p>
-    <w:p>
-      <w:pPr>
-        <w:pStyle w:val="TDC2"/>
-        <w:tabs>
-          <w:tab w:val="right" w:leader="dot" w:pos="9017"/>
-        </w:tabs>
-        <w:spacing w:after="0"/>
-        <w:rPr>
-          <w:rFonts w:asciiTheme="minorHAnsi" w:hAnsiTheme="minorHAnsi" w:cstheme="minorBidi"/>
-          <w:noProof/>
-          <w:kern w:val="2"/>
-          <w:sz w:val="20"/>
-          <w14:ligatures w14:val="standardContextual"/>
-        </w:rPr>
-      </w:pPr>
-      <w:r>
-        <w:rPr>
-          <w:rFonts w:ascii="Calibri" w:eastAsia="Times New Roman" w:hAnsi="Calibri" w:cs="Calibri"/>
-          <w:noProof/>
-          <w:sz w:val="20"/>
-        </w:rPr>
-        <w:t>Paso 2 · Llenarla y cargar a los pilotos</w:t>
-      </w:r>
-      <w:r>
-        <w:rPr>
-          <w:noProof/>
-          <w:sz w:val="20"/>
-        </w:rPr>
-        <w:tab/>
-      </w:r>
-      <w:r>
-        <w:rPr>
-          <w:noProof/>
-          <w:sz w:val="20"/>
-        </w:rPr>
-        <w:fldChar w:fldCharType="begin"/>
-      </w:r>
-      <w:r>
-        <w:rPr>
-          <w:noProof/>
-          <w:sz w:val="20"/>
-        </w:rPr>
-        <w:instrText xml:space="preserve"> PAGEREF _Toc242775496 \h </w:instrText>
-      </w:r>
-      <w:r>
-        <w:rPr>
-          <w:noProof/>
-          <w:sz w:val="20"/>
-        </w:rPr>
-      </w:r>
-      <w:r>
-        <w:rPr>
-          <w:noProof/>
-          <w:sz w:val="20"/>
-        </w:rPr>
-        <w:fldChar w:fldCharType="separate"/>
-      </w:r>
-      <w:r>
-        <w:rPr>
-          <w:noProof/>
-          <w:sz w:val="20"/>
-        </w:rPr>
-        <w:t>11</w:t>
-      </w:r>
-      <w:r>
-        <w:rPr>
-          <w:noProof/>
-          <w:sz w:val="20"/>
-        </w:rPr>
-        <w:fldChar w:fldCharType="end"/>
-      </w:r>
-    </w:p>
-    <w:p>
-      <w:pPr>
-        <w:pStyle w:val="TDC2"/>
-        <w:tabs>
-          <w:tab w:val="right" w:leader="dot" w:pos="9017"/>
-        </w:tabs>
-        <w:spacing w:after="0"/>
-        <w:rPr>
-          <w:rFonts w:asciiTheme="minorHAnsi" w:hAnsiTheme="minorHAnsi" w:cstheme="minorBidi"/>
-          <w:noProof/>
-          <w:kern w:val="2"/>
-          <w:sz w:val="20"/>
-          <w14:ligatures w14:val="standardContextual"/>
-        </w:rPr>
-      </w:pPr>
-      <w:r>
-        <w:rPr>
-          <w:rFonts w:ascii="Calibri" w:eastAsia="Times New Roman" w:hAnsi="Calibri" w:cs="Calibri"/>
-          <w:noProof/>
-          <w:sz w:val="20"/>
-        </w:rPr>
-        <w:t>Paso 3 · En la calle (piloto)</w:t>
-      </w:r>
-      <w:r>
-        <w:rPr>
-          <w:noProof/>
-          <w:sz w:val="20"/>
-        </w:rPr>
-        <w:tab/>
-      </w:r>
-      <w:r>
-        <w:rPr>
-          <w:noProof/>
-          <w:sz w:val="20"/>
-        </w:rPr>
-        <w:fldChar w:fldCharType="begin"/>
-      </w:r>
-      <w:r>
-        <w:rPr>
-          <w:noProof/>
-          <w:sz w:val="20"/>
-        </w:rPr>
-        <w:instrText xml:space="preserve"> PAGEREF _Toc242775497 \h </w:instrText>
-      </w:r>
-      <w:r>
-        <w:rPr>
-          <w:noProof/>
-          <w:sz w:val="20"/>
-        </w:rPr>
-      </w:r>
-      <w:r>
-        <w:rPr>
-          <w:noProof/>
-          <w:sz w:val="20"/>
-        </w:rPr>
-        <w:fldChar w:fldCharType="separate"/>
-      </w:r>
-      <w:r>
-        <w:rPr>
-          <w:noProof/>
-          <w:sz w:val="20"/>
-        </w:rPr>
-        <w:t>11</w:t>
-      </w:r>
-      <w:r>
-        <w:rPr>
-          <w:noProof/>
-          <w:sz w:val="20"/>
-        </w:rPr>
-        <w:fldChar w:fldCharType="end"/>
-      </w:r>
-    </w:p>
-    <w:p>
-      <w:pPr>
-        <w:pStyle w:val="TDC2"/>
-        <w:tabs>
-          <w:tab w:val="right" w:leader="dot" w:pos="9017"/>
-        </w:tabs>
-        <w:spacing w:after="0"/>
-        <w:rPr>
-          <w:rFonts w:asciiTheme="minorHAnsi" w:hAnsiTheme="minorHAnsi" w:cstheme="minorBidi"/>
-          <w:noProof/>
-          <w:kern w:val="2"/>
-          <w:sz w:val="20"/>
-          <w14:ligatures w14:val="standardContextual"/>
-        </w:rPr>
-      </w:pPr>
-      <w:r>
-        <w:rPr>
-          <w:rFonts w:ascii="Calibri" w:eastAsia="Times New Roman" w:hAnsi="Calibri" w:cs="Calibri"/>
-          <w:noProof/>
-          <w:sz w:val="20"/>
-        </w:rPr>
-        <w:t>Paso 4 · Devolución y cierre de mercadería del piloto</w:t>
-      </w:r>
-      <w:r>
-        <w:rPr>
-          <w:noProof/>
-          <w:sz w:val="20"/>
-        </w:rPr>
-        <w:tab/>
-      </w:r>
-      <w:r>
-        <w:rPr>
-          <w:noProof/>
-          <w:sz w:val="20"/>
-        </w:rPr>
-        <w:fldChar w:fldCharType="begin"/>
-      </w:r>
-      <w:r>
-        <w:rPr>
-          <w:noProof/>
-          <w:sz w:val="20"/>
-        </w:rPr>
-        <w:instrText xml:space="preserve"> PAGEREF _Toc242775498 \h </w:instrText>
-      </w:r>
-      <w:r>
-        <w:rPr>
-          <w:noProof/>
-          <w:sz w:val="20"/>
-        </w:rPr>
-      </w:r>
-      <w:r>
-        <w:rPr>
-          <w:noProof/>
-          <w:sz w:val="20"/>
-        </w:rPr>
-        <w:fldChar w:fldCharType="separate"/>
-      </w:r>
-      <w:r>
-        <w:rPr>
-          <w:noProof/>
-          <w:sz w:val="20"/>
-        </w:rPr>
-        <w:t>11</w:t>
-      </w:r>
-      <w:r>
-        <w:rPr>
-          <w:noProof/>
-          <w:sz w:val="20"/>
-        </w:rPr>
-        <w:fldChar w:fldCharType="end"/>
-      </w:r>
-    </w:p>
-    <w:p>
-      <w:pPr>
-        <w:pStyle w:val="TDC2"/>
-        <w:tabs>
-          <w:tab w:val="right" w:leader="dot" w:pos="9017"/>
-        </w:tabs>
-        <w:spacing w:after="0"/>
-        <w:rPr>
-          <w:rFonts w:asciiTheme="minorHAnsi" w:hAnsiTheme="minorHAnsi" w:cstheme="minorBidi"/>
-          <w:noProof/>
-          <w:kern w:val="2"/>
-          <w:sz w:val="20"/>
-          <w14:ligatures w14:val="standardContextual"/>
-        </w:rPr>
-      </w:pPr>
-      <w:r>
-        <w:rPr>
-          <w:rFonts w:ascii="Calibri" w:eastAsia="Times New Roman" w:hAnsi="Calibri" w:cs="Calibri"/>
-          <w:noProof/>
-          <w:sz w:val="20"/>
-        </w:rPr>
-        <w:t>Paso 5 · Cerrar la bodega</w:t>
-      </w:r>
-      <w:r>
-        <w:rPr>
-          <w:noProof/>
-          <w:sz w:val="20"/>
-        </w:rPr>
-        <w:tab/>
-      </w:r>
-      <w:r>
-        <w:rPr>
-          <w:noProof/>
-          <w:sz w:val="20"/>
-        </w:rPr>
-        <w:fldChar w:fldCharType="begin"/>
-      </w:r>
-      <w:r>
-        <w:rPr>
-          <w:noProof/>
-          <w:sz w:val="20"/>
-        </w:rPr>
-        <w:instrText xml:space="preserve"> PAGEREF _Toc242775499 \h </w:instrText>
-      </w:r>
-      <w:r>
-        <w:rPr>
-          <w:noProof/>
-          <w:sz w:val="20"/>
-        </w:rPr>
-      </w:r>
-      <w:r>
-        <w:rPr>
-          <w:noProof/>
-          <w:sz w:val="20"/>
-        </w:rPr>
-        <w:fldChar w:fldCharType="separate"/>
-      </w:r>
-      <w:r>
-        <w:rPr>
-          <w:noProof/>
-          <w:sz w:val="20"/>
-        </w:rPr>
-        <w:t>11</w:t>
-      </w:r>
-      <w:r>
-        <w:rPr>
-          <w:noProof/>
-          <w:sz w:val="20"/>
-        </w:rPr>
-        <w:fldChar w:fldCharType="end"/>
-      </w:r>
-    </w:p>
-    <w:p>
-      <w:pPr>
-        <w:pStyle w:val="TDC1"/>
-        <w:tabs>
-          <w:tab w:val="right" w:leader="dot" w:pos="9017"/>
-        </w:tabs>
-        <w:spacing w:after="0"/>
-        <w:rPr>
-          <w:rFonts w:asciiTheme="minorHAnsi" w:hAnsiTheme="minorHAnsi" w:cstheme="minorBidi"/>
-          <w:noProof/>
-          <w:kern w:val="2"/>
-          <w:sz w:val="20"/>
-          <w14:ligatures w14:val="standardContextual"/>
-        </w:rPr>
-      </w:pPr>
-      <w:r>
-        <w:rPr>
-          <w:rFonts w:ascii="Calibri" w:eastAsia="Times New Roman" w:hAnsi="Calibri" w:cs="Calibri"/>
-          <w:noProof/>
-          <w:sz w:val="20"/>
-        </w:rPr>
-        <w:t>Parte 4 · Cierres del día</w:t>
-      </w:r>
-      <w:r>
-        <w:rPr>
-          <w:noProof/>
-          <w:sz w:val="20"/>
-        </w:rPr>
-        <w:tab/>
-      </w:r>
-      <w:r>
-        <w:rPr>
-          <w:noProof/>
-          <w:sz w:val="20"/>
-        </w:rPr>
-        <w:fldChar w:fldCharType="begin"/>
-      </w:r>
-      <w:r>
-        <w:rPr>
-          <w:noProof/>
-          <w:sz w:val="20"/>
-        </w:rPr>
-        <w:instrText xml:space="preserve"> PAGEREF _Toc242775500 \h </w:instrText>
-      </w:r>
-      <w:r>
-        <w:rPr>
-          <w:noProof/>
-          <w:sz w:val="20"/>
-        </w:rPr>
-      </w:r>
-      <w:r>
-        <w:rPr>
-          <w:noProof/>
-          <w:sz w:val="20"/>
-        </w:rPr>
-        <w:fldChar w:fldCharType="separate"/>
-      </w:r>
-      <w:r>
-        <w:rPr>
-          <w:noProof/>
-          <w:sz w:val="20"/>
-        </w:rPr>
-        <w:t>12</w:t>
-      </w:r>
-      <w:r>
-        <w:rPr>
-          <w:noProof/>
-          <w:sz w:val="20"/>
-        </w:rPr>
-        <w:fldChar w:fldCharType="end"/>
-      </w:r>
-    </w:p>
-    <w:p>
-      <w:pPr>
-        <w:pStyle w:val="TDC2"/>
-        <w:tabs>
-          <w:tab w:val="right" w:leader="dot" w:pos="9017"/>
-        </w:tabs>
-        <w:spacing w:after="0"/>
-        <w:rPr>
-          <w:rFonts w:asciiTheme="minorHAnsi" w:hAnsiTheme="minorHAnsi" w:cstheme="minorBidi"/>
-          <w:noProof/>
-          <w:kern w:val="2"/>
-          <w:sz w:val="20"/>
-          <w14:ligatures w14:val="standardContextual"/>
-        </w:rPr>
-      </w:pPr>
-      <w:r>
-        <w:rPr>
-          <w:rFonts w:ascii="Calibri" w:eastAsia="Times New Roman" w:hAnsi="Calibri" w:cs="Calibri"/>
-          <w:noProof/>
-          <w:sz w:val="20"/>
-        </w:rPr>
-        <w:lastRenderedPageBreak/>
-        <w:t>Cierre de caja de cada piloto (Admin G3 o superior)</w:t>
-      </w:r>
-      <w:r>
-        <w:rPr>
-          <w:noProof/>
-          <w:sz w:val="20"/>
-        </w:rPr>
-        <w:tab/>
-      </w:r>
-      <w:r>
-        <w:rPr>
-          <w:noProof/>
-          <w:sz w:val="20"/>
-        </w:rPr>
-        <w:fldChar w:fldCharType="begin"/>
-      </w:r>
-      <w:r>
-        <w:rPr>
-          <w:noProof/>
-          <w:sz w:val="20"/>
-        </w:rPr>
-        <w:instrText xml:space="preserve"> PAGEREF _Toc242775501 \h </w:instrText>
-      </w:r>
-      <w:r>
-        <w:rPr>
-          <w:noProof/>
-          <w:sz w:val="20"/>
-        </w:rPr>
-      </w:r>
-      <w:r>
-        <w:rPr>
-          <w:noProof/>
-          <w:sz w:val="20"/>
-        </w:rPr>
-        <w:fldChar w:fldCharType="separate"/>
-      </w:r>
-      <w:r>
-        <w:rPr>
-          <w:noProof/>
-          <w:sz w:val="20"/>
-        </w:rPr>
-        <w:t>12</w:t>
-      </w:r>
-      <w:r>
-        <w:rPr>
-          <w:noProof/>
-          <w:sz w:val="20"/>
-        </w:rPr>
-        <w:fldChar w:fldCharType="end"/>
-      </w:r>
-    </w:p>
-    <w:p>
-      <w:pPr>
-        <w:pStyle w:val="TDC2"/>
-        <w:tabs>
-          <w:tab w:val="right" w:leader="dot" w:pos="9017"/>
-        </w:tabs>
-        <w:spacing w:after="0"/>
-        <w:rPr>
-          <w:rFonts w:asciiTheme="minorHAnsi" w:hAnsiTheme="minorHAnsi" w:cstheme="minorBidi"/>
-          <w:noProof/>
-          <w:kern w:val="2"/>
-          <w:sz w:val="20"/>
-          <w14:ligatures w14:val="standardContextual"/>
-        </w:rPr>
-      </w:pPr>
-      <w:r>
-        <w:rPr>
-          <w:rFonts w:ascii="Calibri" w:eastAsia="Times New Roman" w:hAnsi="Calibri" w:cs="Calibri"/>
-          <w:noProof/>
-          <w:sz w:val="20"/>
-        </w:rPr>
-        <w:t>Cierre de mercadería y bodega (distribuidora)</w:t>
-      </w:r>
-      <w:r>
-        <w:rPr>
-          <w:noProof/>
-          <w:sz w:val="20"/>
-        </w:rPr>
-        <w:tab/>
-      </w:r>
-      <w:r>
-        <w:rPr>
-          <w:noProof/>
-          <w:sz w:val="20"/>
-        </w:rPr>
-        <w:fldChar w:fldCharType="begin"/>
-      </w:r>
-      <w:r>
-        <w:rPr>
-          <w:noProof/>
-          <w:sz w:val="20"/>
-        </w:rPr>
-        <w:instrText xml:space="preserve"> PAGEREF _Toc242775502 \h </w:instrText>
-      </w:r>
-      <w:r>
-        <w:rPr>
-          <w:noProof/>
-          <w:sz w:val="20"/>
-        </w:rPr>
-      </w:r>
-      <w:r>
-        <w:rPr>
-          <w:noProof/>
-          <w:sz w:val="20"/>
-        </w:rPr>
-        <w:fldChar w:fldCharType="separate"/>
-      </w:r>
-      <w:r>
-        <w:rPr>
-          <w:noProof/>
-          <w:sz w:val="20"/>
-        </w:rPr>
-        <w:t>12</w:t>
-      </w:r>
-      <w:r>
-        <w:rPr>
-          <w:noProof/>
-          <w:sz w:val="20"/>
-        </w:rPr>
-        <w:fldChar w:fldCharType="end"/>
-      </w:r>
-    </w:p>
-    <w:p>
-      <w:pPr>
-        <w:pStyle w:val="TDC2"/>
-        <w:tabs>
-          <w:tab w:val="right" w:leader="dot" w:pos="9017"/>
-        </w:tabs>
-        <w:spacing w:after="0"/>
-        <w:rPr>
-          <w:rFonts w:asciiTheme="minorHAnsi" w:hAnsiTheme="minorHAnsi" w:cstheme="minorBidi"/>
-          <w:noProof/>
-          <w:kern w:val="2"/>
-          <w:sz w:val="20"/>
-          <w14:ligatures w14:val="standardContextual"/>
-        </w:rPr>
-      </w:pPr>
-      <w:r>
-        <w:rPr>
-          <w:rFonts w:ascii="Calibri" w:eastAsia="Times New Roman" w:hAnsi="Calibri" w:cs="Calibri"/>
-          <w:noProof/>
-          <w:sz w:val="20"/>
-        </w:rPr>
-        <w:t>Revisión del día</w:t>
-      </w:r>
-      <w:r>
-        <w:rPr>
-          <w:noProof/>
-          <w:sz w:val="20"/>
-        </w:rPr>
-        <w:tab/>
-      </w:r>
-      <w:r>
-        <w:rPr>
-          <w:noProof/>
-          <w:sz w:val="20"/>
-        </w:rPr>
-        <w:fldChar w:fldCharType="begin"/>
-      </w:r>
-      <w:r>
-        <w:rPr>
-          <w:noProof/>
-          <w:sz w:val="20"/>
-        </w:rPr>
-        <w:instrText xml:space="preserve"> PAGEREF _Toc242775503 \h </w:instrText>
-      </w:r>
-      <w:r>
-        <w:rPr>
-          <w:noProof/>
-          <w:sz w:val="20"/>
-        </w:rPr>
-      </w:r>
-      <w:r>
-        <w:rPr>
-          <w:noProof/>
-          <w:sz w:val="20"/>
-        </w:rPr>
-        <w:fldChar w:fldCharType="separate"/>
-      </w:r>
-      <w:r>
-        <w:rPr>
-          <w:noProof/>
-          <w:sz w:val="20"/>
-        </w:rPr>
-        <w:t>12</w:t>
-      </w:r>
-      <w:r>
-        <w:rPr>
-          <w:noProof/>
-          <w:sz w:val="20"/>
-        </w:rPr>
-        <w:fldChar w:fldCharType="end"/>
-      </w:r>
-    </w:p>
-    <w:p>
-      <w:pPr>
-        <w:pStyle w:val="TDC1"/>
-        <w:tabs>
-          <w:tab w:val="right" w:leader="dot" w:pos="9017"/>
-        </w:tabs>
-        <w:spacing w:after="0"/>
-        <w:rPr>
-          <w:rFonts w:asciiTheme="minorHAnsi" w:hAnsiTheme="minorHAnsi" w:cstheme="minorBidi"/>
-          <w:noProof/>
-          <w:kern w:val="2"/>
-          <w:sz w:val="20"/>
-          <w14:ligatures w14:val="standardContextual"/>
-        </w:rPr>
-      </w:pPr>
-      <w:r>
-        <w:rPr>
-          <w:rFonts w:ascii="Calibri" w:eastAsia="Times New Roman" w:hAnsi="Calibri" w:cs="Calibri"/>
-          <w:noProof/>
-          <w:sz w:val="20"/>
-        </w:rPr>
-        <w:t>Parte 5 · Avisos, QR y reportes</w:t>
-      </w:r>
-      <w:r>
-        <w:rPr>
-          <w:noProof/>
-          <w:sz w:val="20"/>
-        </w:rPr>
-        <w:tab/>
-      </w:r>
-      <w:r>
-        <w:rPr>
-          <w:noProof/>
-          <w:sz w:val="20"/>
-        </w:rPr>
-        <w:fldChar w:fldCharType="begin"/>
-      </w:r>
-      <w:r>
-        <w:rPr>
-          <w:noProof/>
-          <w:sz w:val="20"/>
-        </w:rPr>
-        <w:instrText xml:space="preserve"> PAGEREF _Toc242775504 \h </w:instrText>
-      </w:r>
-      <w:r>
-        <w:rPr>
-          <w:noProof/>
-          <w:sz w:val="20"/>
-        </w:rPr>
-      </w:r>
-      <w:r>
-        <w:rPr>
-          <w:noProof/>
-          <w:sz w:val="20"/>
-        </w:rPr>
-        <w:fldChar w:fldCharType="separate"/>
-      </w:r>
-      <w:r>
-        <w:rPr>
-          <w:noProof/>
-          <w:sz w:val="20"/>
-        </w:rPr>
-        <w:t>13</w:t>
-      </w:r>
-      <w:r>
-        <w:rPr>
-          <w:noProof/>
-          <w:sz w:val="20"/>
-        </w:rPr>
-        <w:fldChar w:fldCharType="end"/>
-      </w:r>
-    </w:p>
-    <w:p>
-      <w:pPr>
-        <w:pStyle w:val="TDC2"/>
-        <w:tabs>
-          <w:tab w:val="right" w:leader="dot" w:pos="9017"/>
-        </w:tabs>
-        <w:spacing w:after="0"/>
-        <w:rPr>
-          <w:rFonts w:asciiTheme="minorHAnsi" w:hAnsiTheme="minorHAnsi" w:cstheme="minorBidi"/>
-          <w:noProof/>
-          <w:kern w:val="2"/>
-          <w:sz w:val="20"/>
-          <w14:ligatures w14:val="standardContextual"/>
-        </w:rPr>
-      </w:pPr>
-      <w:r>
-        <w:rPr>
-          <w:rFonts w:ascii="Calibri" w:eastAsia="Times New Roman" w:hAnsi="Calibri" w:cs="Calibri"/>
-          <w:noProof/>
-          <w:sz w:val="20"/>
-        </w:rPr>
-        <w:t>La campana</w:t>
-      </w:r>
-      <w:r>
-        <w:rPr>
-          <w:noProof/>
-          <w:sz w:val="20"/>
-        </w:rPr>
-        <w:tab/>
-      </w:r>
-      <w:r>
-        <w:rPr>
-          <w:noProof/>
-          <w:sz w:val="20"/>
-        </w:rPr>
-        <w:fldChar w:fldCharType="begin"/>
-      </w:r>
-      <w:r>
-        <w:rPr>
-          <w:noProof/>
-          <w:sz w:val="20"/>
-        </w:rPr>
-        <w:instrText xml:space="preserve"> PAGEREF _Toc242775505 \h </w:instrText>
-      </w:r>
-      <w:r>
-        <w:rPr>
-          <w:noProof/>
-          <w:sz w:val="20"/>
-        </w:rPr>
-      </w:r>
-      <w:r>
-        <w:rPr>
-          <w:noProof/>
-          <w:sz w:val="20"/>
-        </w:rPr>
-        <w:fldChar w:fldCharType="separate"/>
-      </w:r>
-      <w:r>
-        <w:rPr>
-          <w:noProof/>
-          <w:sz w:val="20"/>
-        </w:rPr>
-        <w:t>13</w:t>
-      </w:r>
-      <w:r>
-        <w:rPr>
-          <w:noProof/>
-          <w:sz w:val="20"/>
-        </w:rPr>
-        <w:fldChar w:fldCharType="end"/>
-      </w:r>
-    </w:p>
-    <w:p>
-      <w:pPr>
-        <w:pStyle w:val="TDC2"/>
-        <w:tabs>
-          <w:tab w:val="right" w:leader="dot" w:pos="9017"/>
-        </w:tabs>
-        <w:spacing w:after="0"/>
-        <w:rPr>
-          <w:rFonts w:asciiTheme="minorHAnsi" w:hAnsiTheme="minorHAnsi" w:cstheme="minorBidi"/>
-          <w:noProof/>
-          <w:kern w:val="2"/>
-          <w:sz w:val="20"/>
-          <w14:ligatures w14:val="standardContextual"/>
-        </w:rPr>
-      </w:pPr>
-      <w:r>
-        <w:rPr>
-          <w:rFonts w:ascii="Calibri" w:eastAsia="Times New Roman" w:hAnsi="Calibri" w:cs="Calibri"/>
-          <w:noProof/>
-          <w:sz w:val="20"/>
-        </w:rPr>
-        <w:t>Los QR del sistema</w:t>
-      </w:r>
-      <w:r>
-        <w:rPr>
-          <w:noProof/>
-          <w:sz w:val="20"/>
-        </w:rPr>
-        <w:tab/>
-      </w:r>
-      <w:r>
-        <w:rPr>
-          <w:noProof/>
-          <w:sz w:val="20"/>
-        </w:rPr>
-        <w:fldChar w:fldCharType="begin"/>
-      </w:r>
-      <w:r>
-        <w:rPr>
-          <w:noProof/>
-          <w:sz w:val="20"/>
-        </w:rPr>
-        <w:instrText xml:space="preserve"> PAGEREF _Toc242775506 \h </w:instrText>
-      </w:r>
-      <w:r>
-        <w:rPr>
-          <w:noProof/>
-          <w:sz w:val="20"/>
-        </w:rPr>
-      </w:r>
-      <w:r>
-        <w:rPr>
-          <w:noProof/>
-          <w:sz w:val="20"/>
-        </w:rPr>
-        <w:fldChar w:fldCharType="separate"/>
-      </w:r>
-      <w:r>
-        <w:rPr>
-          <w:noProof/>
-          <w:sz w:val="20"/>
-        </w:rPr>
-        <w:t>13</w:t>
-      </w:r>
-      <w:r>
-        <w:rPr>
-          <w:noProof/>
-          <w:sz w:val="20"/>
-        </w:rPr>
-        <w:fldChar w:fldCharType="end"/>
-      </w:r>
-    </w:p>
-    <w:p>
-      <w:pPr>
-        <w:pStyle w:val="TDC1"/>
-        <w:tabs>
-          <w:tab w:val="right" w:leader="dot" w:pos="9017"/>
-        </w:tabs>
-        <w:spacing w:after="0"/>
-        <w:rPr>
-          <w:rFonts w:asciiTheme="minorHAnsi" w:hAnsiTheme="minorHAnsi" w:cstheme="minorBidi"/>
-          <w:noProof/>
-          <w:kern w:val="2"/>
-          <w:sz w:val="20"/>
-          <w14:ligatures w14:val="standardContextual"/>
-        </w:rPr>
-      </w:pPr>
-      <w:r>
-        <w:rPr>
-          <w:rFonts w:ascii="Calibri" w:eastAsia="Times New Roman" w:hAnsi="Calibri" w:cs="Calibri"/>
-          <w:noProof/>
-          <w:sz w:val="20"/>
-        </w:rPr>
-        <w:t>Lista rápida por rol</w:t>
-      </w:r>
-      <w:r>
-        <w:rPr>
-          <w:noProof/>
-          <w:sz w:val="20"/>
-        </w:rPr>
-        <w:tab/>
-      </w:r>
-      <w:r>
-        <w:rPr>
-          <w:noProof/>
-          <w:sz w:val="20"/>
-        </w:rPr>
-        <w:fldChar w:fldCharType="begin"/>
-      </w:r>
-      <w:r>
-        <w:rPr>
-          <w:noProof/>
-          <w:sz w:val="20"/>
-        </w:rPr>
-        <w:instrText xml:space="preserve"> PAGEREF _Toc242775507 \h </w:instrText>
-      </w:r>
-      <w:r>
-        <w:rPr>
-          <w:noProof/>
-          <w:sz w:val="20"/>
-        </w:rPr>
-      </w:r>
-      <w:r>
-        <w:rPr>
-          <w:noProof/>
-          <w:sz w:val="20"/>
-        </w:rPr>
-        <w:fldChar w:fldCharType="separate"/>
-      </w:r>
-      <w:r>
-        <w:rPr>
-          <w:noProof/>
-          <w:sz w:val="20"/>
-        </w:rPr>
         <w:t>14</w:t>
-      </w:r>
-      <w:r>
-        <w:rPr>
-          <w:noProof/>
-          <w:sz w:val="20"/>
-        </w:rPr>
-        <w:fldChar w:fldCharType="end"/>
-      </w:r>
-    </w:p>
-    <w:p>
-      <w:pPr>
-        <w:pStyle w:val="TDC1"/>
-        <w:tabs>
-          <w:tab w:val="right" w:leader="dot" w:pos="9017"/>
-        </w:tabs>
-        <w:spacing w:after="0"/>
-        <w:rPr>
-          <w:rFonts w:asciiTheme="minorHAnsi" w:hAnsiTheme="minorHAnsi" w:cstheme="minorBidi"/>
-          <w:noProof/>
-          <w:kern w:val="2"/>
-          <w:sz w:val="20"/>
-          <w14:ligatures w14:val="standardContextual"/>
-        </w:rPr>
-      </w:pPr>
-      <w:r>
-        <w:rPr>
-          <w:rFonts w:ascii="Calibri" w:eastAsia="Times New Roman" w:hAnsi="Calibri" w:cs="Calibri"/>
-          <w:noProof/>
-          <w:sz w:val="20"/>
-        </w:rPr>
-        <w:t>Preguntas frecuentes y problemas comunes</w:t>
-      </w:r>
-      <w:r>
-        <w:rPr>
-          <w:noProof/>
-          <w:sz w:val="20"/>
-        </w:rPr>
-        <w:tab/>
-      </w:r>
-      <w:r>
-        <w:rPr>
-          <w:noProof/>
-          <w:sz w:val="20"/>
-        </w:rPr>
-        <w:fldChar w:fldCharType="begin"/>
-      </w:r>
-      <w:r>
-        <w:rPr>
-          <w:noProof/>
-          <w:sz w:val="20"/>
-        </w:rPr>
-        <w:instrText xml:space="preserve"> PAGEREF _Toc242775508 \h </w:instrText>
-      </w:r>
-      <w:r>
-        <w:rPr>
-          <w:noProof/>
-          <w:sz w:val="20"/>
-        </w:rPr>
-      </w:r>
-      <w:r>
-        <w:rPr>
-          <w:noProof/>
-          <w:sz w:val="20"/>
-        </w:rPr>
-        <w:fldChar w:fldCharType="separate"/>
-      </w:r>
-      <w:r>
-        <w:rPr>
-          <w:noProof/>
-          <w:sz w:val="20"/>
-        </w:rPr>
-        <w:t>15</w:t>
       </w:r>
       <w:r>
         <w:rPr>
@@ -3348,6 +3347,7 @@
                 <w:szCs w:val="20"/>
               </w:rPr>
             </w:pPr>
+            <w:proofErr w:type="spellStart"/>
             <w:r>
               <w:rPr>
                 <w:rFonts w:ascii="Calibri" w:eastAsia="Times New Roman" w:hAnsi="Calibri" w:cs="Calibri"/>
@@ -3357,7 +3357,19 @@
                 <w:sz w:val="20"/>
                 <w:szCs w:val="20"/>
               </w:rPr>
-              <w:t>Admin G1</w:t>
+              <w:t>Admin</w:t>
+            </w:r>
+            <w:proofErr w:type="spellEnd"/>
+            <w:r>
+              <w:rPr>
+                <w:rFonts w:ascii="Calibri" w:eastAsia="Times New Roman" w:hAnsi="Calibri" w:cs="Calibri"/>
+                <w:b/>
+                <w:bCs/>
+                <w:color w:val="1F2933"/>
+                <w:sz w:val="20"/>
+                <w:szCs w:val="20"/>
+              </w:rPr>
+              <w:t xml:space="preserve"> G1</w:t>
             </w:r>
           </w:p>
         </w:tc>
@@ -3466,6 +3478,7 @@
                 <w:szCs w:val="20"/>
               </w:rPr>
             </w:pPr>
+            <w:proofErr w:type="spellStart"/>
             <w:r>
               <w:rPr>
                 <w:rFonts w:ascii="Calibri" w:eastAsia="Times New Roman" w:hAnsi="Calibri" w:cs="Calibri"/>
@@ -3475,7 +3488,19 @@
                 <w:sz w:val="20"/>
                 <w:szCs w:val="20"/>
               </w:rPr>
-              <w:t>Admin G2</w:t>
+              <w:t>Admin</w:t>
+            </w:r>
+            <w:proofErr w:type="spellEnd"/>
+            <w:r>
+              <w:rPr>
+                <w:rFonts w:ascii="Calibri" w:eastAsia="Times New Roman" w:hAnsi="Calibri" w:cs="Calibri"/>
+                <w:b/>
+                <w:bCs/>
+                <w:color w:val="1F2933"/>
+                <w:sz w:val="20"/>
+                <w:szCs w:val="20"/>
+              </w:rPr>
+              <w:t xml:space="preserve"> G2</w:t>
             </w:r>
           </w:p>
         </w:tc>
@@ -3595,6 +3620,7 @@
                 <w:szCs w:val="20"/>
               </w:rPr>
             </w:pPr>
+            <w:proofErr w:type="spellStart"/>
             <w:r>
               <w:rPr>
                 <w:rFonts w:ascii="Calibri" w:eastAsia="Times New Roman" w:hAnsi="Calibri" w:cs="Calibri"/>
@@ -3604,7 +3630,19 @@
                 <w:sz w:val="20"/>
                 <w:szCs w:val="20"/>
               </w:rPr>
-              <w:t>Admin G3</w:t>
+              <w:t>Admin</w:t>
+            </w:r>
+            <w:proofErr w:type="spellEnd"/>
+            <w:r>
+              <w:rPr>
+                <w:rFonts w:ascii="Calibri" w:eastAsia="Times New Roman" w:hAnsi="Calibri" w:cs="Calibri"/>
+                <w:b/>
+                <w:bCs/>
+                <w:color w:val="1F2933"/>
+                <w:sz w:val="20"/>
+                <w:szCs w:val="20"/>
+              </w:rPr>
+              <w:t xml:space="preserve"> G3</w:t>
             </w:r>
           </w:p>
         </w:tc>
@@ -4114,16 +4152,7 @@
           <w:sz w:val="22"/>
           <w:szCs w:val="22"/>
         </w:rPr>
-        <w:t xml:space="preserve"> </w:t>
-      </w:r>
-      <w:r>
-        <w:rPr>
-          <w:rFonts w:ascii="Calibri" w:eastAsia="Times New Roman" w:hAnsi="Calibri" w:cs="Calibri"/>
-          <w:color w:val="1F2933"/>
-          <w:sz w:val="22"/>
-          <w:szCs w:val="22"/>
-        </w:rPr>
-        <w:t>(arriba): abre la cámara para leer cualquier QR del sistema.</w:t>
+        <w:t xml:space="preserve"> (arriba): abre la cámara para leer cualquier QR del sistema.</w:t>
       </w:r>
     </w:p>
     <w:p>
@@ -4284,7 +4313,27 @@
           <w:sz w:val="22"/>
           <w:szCs w:val="22"/>
         </w:rPr>
-        <w:t>, en este orden. Algunas partes también las puede hacer el Admin G1.</w:t>
+        <w:t xml:space="preserve">, en este orden. Algunas partes también las puede hacer el </w:t>
+      </w:r>
+      <w:proofErr w:type="spellStart"/>
+      <w:r>
+        <w:rPr>
+          <w:rFonts w:ascii="Calibri" w:hAnsi="Calibri" w:cs="Calibri"/>
+          <w:color w:val="1F2933"/>
+          <w:sz w:val="22"/>
+          <w:szCs w:val="22"/>
+        </w:rPr>
+        <w:t>Admin</w:t>
+      </w:r>
+      <w:proofErr w:type="spellEnd"/>
+      <w:r>
+        <w:rPr>
+          <w:rFonts w:ascii="Calibri" w:hAnsi="Calibri" w:cs="Calibri"/>
+          <w:color w:val="1F2933"/>
+          <w:sz w:val="22"/>
+          <w:szCs w:val="22"/>
+        </w:rPr>
+        <w:t xml:space="preserve"> G1.</w:t>
       </w:r>
     </w:p>
     <w:p>
@@ -4410,6 +4459,7 @@
         </w:rPr>
         <w:t xml:space="preserve">Si entras con el usuario </w:t>
       </w:r>
+      <w:proofErr w:type="spellStart"/>
       <w:r>
         <w:rPr>
           <w:rStyle w:val="cod1"/>
@@ -4417,6 +4467,7 @@
         </w:rPr>
         <w:t>admin</w:t>
       </w:r>
+      <w:proofErr w:type="spellEnd"/>
       <w:r>
         <w:rPr>
           <w:rFonts w:ascii="Calibri" w:eastAsia="Times New Roman" w:hAnsi="Calibri" w:cs="Calibri"/>
@@ -4690,16 +4741,27 @@
           <w:sz w:val="22"/>
           <w:szCs w:val="22"/>
         </w:rPr>
+        <w:t xml:space="preserve"> (libre: letras, números y guion, por </w:t>
+      </w:r>
+      <w:proofErr w:type="gramStart"/>
+      <w:r>
+        <w:rPr>
+          <w:rFonts w:ascii="Calibri" w:eastAsia="Times New Roman" w:hAnsi="Calibri" w:cs="Calibri"/>
+          <w:color w:val="1F2933"/>
+          <w:sz w:val="22"/>
+          <w:szCs w:val="22"/>
+        </w:rPr>
+        <w:t>ejemplo</w:t>
+      </w:r>
+      <w:proofErr w:type="gramEnd"/>
+      <w:r>
+        <w:rPr>
+          <w:rFonts w:ascii="Calibri" w:eastAsia="Times New Roman" w:hAnsi="Calibri" w:cs="Calibri"/>
+          <w:color w:val="1F2933"/>
+          <w:sz w:val="22"/>
+          <w:szCs w:val="22"/>
+        </w:rPr>
         <w:t xml:space="preserve"> </w:t>
-      </w:r>
-      <w:r>
-        <w:rPr>
-          <w:rFonts w:ascii="Calibri" w:eastAsia="Times New Roman" w:hAnsi="Calibri" w:cs="Calibri"/>
-          <w:color w:val="1F2933"/>
-          <w:sz w:val="22"/>
-          <w:szCs w:val="22"/>
-        </w:rPr>
-        <w:t xml:space="preserve">(libre: letras, números y guion, por ejemplo </w:t>
       </w:r>
       <w:r>
         <w:rPr>
@@ -5290,7 +5352,27 @@
           <w:sz w:val="22"/>
           <w:szCs w:val="22"/>
         </w:rPr>
-        <w:t>, tienda (o región para el Admin G2) y contraseña.</w:t>
+        <w:t xml:space="preserve">, tienda (o región para el </w:t>
+      </w:r>
+      <w:proofErr w:type="spellStart"/>
+      <w:r>
+        <w:rPr>
+          <w:rFonts w:ascii="Calibri" w:eastAsia="Times New Roman" w:hAnsi="Calibri" w:cs="Calibri"/>
+          <w:color w:val="1F2933"/>
+          <w:sz w:val="22"/>
+          <w:szCs w:val="22"/>
+        </w:rPr>
+        <w:t>Admin</w:t>
+      </w:r>
+      <w:proofErr w:type="spellEnd"/>
+      <w:r>
+        <w:rPr>
+          <w:rFonts w:ascii="Calibri" w:eastAsia="Times New Roman" w:hAnsi="Calibri" w:cs="Calibri"/>
+          <w:color w:val="1F2933"/>
+          <w:sz w:val="22"/>
+          <w:szCs w:val="22"/>
+        </w:rPr>
+        <w:t xml:space="preserve"> G2) y contraseña.</w:t>
       </w:r>
     </w:p>
     <w:p>
@@ -5336,6 +5418,7 @@
         </w:rPr>
         <w:t xml:space="preserve"> escribe solo el nombre (</w:t>
       </w:r>
+      <w:proofErr w:type="spellStart"/>
       <w:r>
         <w:rPr>
           <w:rStyle w:val="cod1"/>
@@ -5343,6 +5426,7 @@
         </w:rPr>
         <w:t>jperez</w:t>
       </w:r>
+      <w:proofErr w:type="spellEnd"/>
       <w:r>
         <w:rPr>
           <w:rFonts w:ascii="Calibri" w:eastAsia="Times New Roman" w:hAnsi="Calibri" w:cs="Calibri"/>
@@ -5428,6 +5512,7 @@
         </w:rPr>
         <w:t xml:space="preserve"> (o regístralo ahí mismo). </w:t>
       </w:r>
+      <w:proofErr w:type="spellStart"/>
       <w:r>
         <w:rPr>
           <w:rFonts w:ascii="Calibri" w:eastAsia="Times New Roman" w:hAnsi="Calibri" w:cs="Calibri"/>
@@ -5439,23 +5524,15 @@
         </w:rPr>
         <w:t>Multitienda</w:t>
       </w:r>
-      <w:r>
-        <w:rPr>
-          <w:rFonts w:ascii="Calibri" w:eastAsia="Times New Roman" w:hAnsi="Calibri" w:cs="Calibri"/>
-          <w:color w:val="1F2933"/>
-          <w:sz w:val="22"/>
-          <w:szCs w:val="22"/>
-        </w:rPr>
-        <w:t xml:space="preserve"> </w:t>
-      </w:r>
-      <w:r>
-        <w:rPr>
-          <w:rFonts w:ascii="Calibri" w:eastAsia="Times New Roman" w:hAnsi="Calibri" w:cs="Calibri"/>
-          <w:color w:val="1F2933"/>
-          <w:sz w:val="22"/>
-          <w:szCs w:val="22"/>
-        </w:rPr>
-        <w:t>= puede trabajar en otras tiendas de su región.</w:t>
+      <w:proofErr w:type="spellEnd"/>
+      <w:r>
+        <w:rPr>
+          <w:rFonts w:ascii="Calibri" w:eastAsia="Times New Roman" w:hAnsi="Calibri" w:cs="Calibri"/>
+          <w:color w:val="1F2933"/>
+          <w:sz w:val="22"/>
+          <w:szCs w:val="22"/>
+        </w:rPr>
+        <w:t xml:space="preserve"> = puede trabajar en otras tiendas de su región.</w:t>
       </w:r>
     </w:p>
     <w:p>
@@ -5501,16 +5578,29 @@
         </w:rPr>
         <w:t xml:space="preserve">Los empleados que crea un </w:t>
       </w:r>
-      <w:r>
-        <w:rPr>
-          <w:rFonts w:ascii="Calibri" w:hAnsi="Calibri" w:cs="Calibri"/>
-          <w:b/>
-          <w:bCs/>
-          <w:color w:val="1F2933"/>
-          <w:sz w:val="22"/>
-          <w:szCs w:val="22"/>
-        </w:rPr>
-        <w:t>Admin G3</w:t>
+      <w:proofErr w:type="spellStart"/>
+      <w:r>
+        <w:rPr>
+          <w:rFonts w:ascii="Calibri" w:hAnsi="Calibri" w:cs="Calibri"/>
+          <w:b/>
+          <w:bCs/>
+          <w:color w:val="1F2933"/>
+          <w:sz w:val="22"/>
+          <w:szCs w:val="22"/>
+        </w:rPr>
+        <w:t>Admin</w:t>
+      </w:r>
+      <w:proofErr w:type="spellEnd"/>
+      <w:r>
+        <w:rPr>
+          <w:rFonts w:ascii="Calibri" w:hAnsi="Calibri" w:cs="Calibri"/>
+          <w:b/>
+          <w:bCs/>
+          <w:color w:val="1F2933"/>
+          <w:sz w:val="22"/>
+          <w:szCs w:val="22"/>
+        </w:rPr>
+        <w:t xml:space="preserve"> G3</w:t>
       </w:r>
       <w:r>
         <w:rPr>
@@ -6187,16 +6277,7 @@
           <w:sz w:val="22"/>
           <w:szCs w:val="22"/>
         </w:rPr>
-        <w:t xml:space="preserve"> </w:t>
-      </w:r>
-      <w:r>
-        <w:rPr>
-          <w:rFonts w:ascii="Calibri" w:hAnsi="Calibri" w:cs="Calibri"/>
-          <w:color w:val="1F2933"/>
-          <w:sz w:val="22"/>
-          <w:szCs w:val="22"/>
-        </w:rPr>
-        <w:t>(13 % por defecto, se puede cambiar). Ese precio es el que ven los usuarios al hacer un pedido.</w:t>
+        <w:t xml:space="preserve"> (13 % por defecto, se puede cambiar). Ese precio es el que ven los usuarios al hacer un pedido.</w:t>
       </w:r>
     </w:p>
     <w:p>
@@ -6663,7 +6744,27 @@
           <w:sz w:val="22"/>
           <w:szCs w:val="22"/>
         </w:rPr>
-        <w:t xml:space="preserve"> (coordenadas o enlace de Google Maps) y sus tiendas con su ruta de entrega.</w:t>
+        <w:t xml:space="preserve"> (coordenadas o enlace de Google </w:t>
+      </w:r>
+      <w:proofErr w:type="spellStart"/>
+      <w:r>
+        <w:rPr>
+          <w:rFonts w:ascii="Calibri" w:hAnsi="Calibri" w:cs="Calibri"/>
+          <w:color w:val="1F2933"/>
+          <w:sz w:val="22"/>
+          <w:szCs w:val="22"/>
+        </w:rPr>
+        <w:t>Maps</w:t>
+      </w:r>
+      <w:proofErr w:type="spellEnd"/>
+      <w:r>
+        <w:rPr>
+          <w:rFonts w:ascii="Calibri" w:hAnsi="Calibri" w:cs="Calibri"/>
+          <w:color w:val="1F2933"/>
+          <w:sz w:val="22"/>
+          <w:szCs w:val="22"/>
+        </w:rPr>
+        <w:t>) y sus tiendas con su ruta de entrega.</w:t>
       </w:r>
     </w:p>
     <w:p>
@@ -7515,16 +7616,7 @@
           <w:sz w:val="22"/>
           <w:szCs w:val="22"/>
         </w:rPr>
-        <w:t xml:space="preserve"> </w:t>
-      </w:r>
-      <w:r>
-        <w:rPr>
-          <w:rFonts w:ascii="Calibri" w:eastAsia="Times New Roman" w:hAnsi="Calibri" w:cs="Calibri"/>
-          <w:color w:val="1F2933"/>
-          <w:sz w:val="22"/>
-          <w:szCs w:val="22"/>
-        </w:rPr>
-        <w:t xml:space="preserve">si pasó la hora de inicio, el sistema pide el </w:t>
+        <w:t xml:space="preserve"> si pasó la hora de inicio, el sistema pide el </w:t>
       </w:r>
       <w:r>
         <w:rPr>
@@ -7743,16 +7835,7 @@
           <w:sz w:val="22"/>
           <w:szCs w:val="22"/>
         </w:rPr>
-        <w:t xml:space="preserve"> </w:t>
-      </w:r>
-      <w:r>
-        <w:rPr>
-          <w:rFonts w:ascii="Calibri" w:eastAsia="Times New Roman" w:hAnsi="Calibri" w:cs="Calibri"/>
-          <w:color w:val="1F2933"/>
-          <w:sz w:val="22"/>
-          <w:szCs w:val="22"/>
-        </w:rPr>
-        <w:t>Si la empresa tiene varias actividades (entregas de tienda, encomiendas, distribución...), elige la que corresponde.</w:t>
+        <w:t xml:space="preserve"> Si la empresa tiene varias actividades (entregas de tienda, encomiendas, distribución...), elige la que corresponde.</w:t>
       </w:r>
     </w:p>
     <w:p>
@@ -7882,7 +7965,27 @@
           <w:sz w:val="22"/>
           <w:szCs w:val="22"/>
         </w:rPr>
-        <w:t>, A es la tienda y B el lugar de entrega: se pueden mover los puntos, pegar un enlace de Google Maps o tocar el mapa. Se ven los km y los minutos.</w:t>
+        <w:t xml:space="preserve">, A es la tienda y B el lugar de entrega: se pueden mover los puntos, pegar un enlace de Google </w:t>
+      </w:r>
+      <w:proofErr w:type="spellStart"/>
+      <w:r>
+        <w:rPr>
+          <w:rFonts w:ascii="Calibri" w:eastAsia="Times New Roman" w:hAnsi="Calibri" w:cs="Calibri"/>
+          <w:color w:val="1F2933"/>
+          <w:sz w:val="22"/>
+          <w:szCs w:val="22"/>
+        </w:rPr>
+        <w:t>Maps</w:t>
+      </w:r>
+      <w:proofErr w:type="spellEnd"/>
+      <w:r>
+        <w:rPr>
+          <w:rFonts w:ascii="Calibri" w:eastAsia="Times New Roman" w:hAnsi="Calibri" w:cs="Calibri"/>
+          <w:color w:val="1F2933"/>
+          <w:sz w:val="22"/>
+          <w:szCs w:val="22"/>
+        </w:rPr>
+        <w:t xml:space="preserve"> o tocar el mapa. Se ven los km y los minutos.</w:t>
       </w:r>
     </w:p>
     <w:p>
@@ -7972,16 +8075,7 @@
           <w:sz w:val="22"/>
           <w:szCs w:val="22"/>
         </w:rPr>
-        <w:t xml:space="preserve"> </w:t>
-      </w:r>
-      <w:r>
-        <w:rPr>
-          <w:rFonts w:ascii="Calibri" w:eastAsia="Times New Roman" w:hAnsi="Calibri" w:cs="Calibri"/>
-          <w:color w:val="1F2933"/>
-          <w:sz w:val="22"/>
-          <w:szCs w:val="22"/>
-        </w:rPr>
-        <w:t>Se calcula solo con la tarifa. Elige el descuento (si hay), qué cobra el piloto (el envío y/o la compra), la forma de pago y "paga con" para el vuelto.</w:t>
+        <w:t xml:space="preserve"> Se calcula solo con la tarifa. Elige el descuento (si hay), qué cobra el piloto (el envío y/o la compra), la forma de pago y "paga con" para el vuelto.</w:t>
       </w:r>
     </w:p>
     <w:p>
@@ -8007,7 +8101,6 @@
           <w:sz w:val="22"/>
           <w:szCs w:val="22"/>
         </w:rPr>
-        <w:lastRenderedPageBreak/>
         <w:t>Registrar.</w:t>
       </w:r>
       <w:r>
@@ -8119,7 +8212,22 @@
         <w:rPr>
           <w:rFonts w:ascii="Calibri" w:eastAsia="Times New Roman" w:hAnsi="Calibri" w:cs="Calibri"/>
         </w:rPr>
-        <w:t>Paso 3 · Asignar piloto (si no se asignó solo) · Admin G2 o superior</w:t>
+        <w:lastRenderedPageBreak/>
+        <w:t xml:space="preserve">Paso 3 · Asignar piloto (si no se asignó solo) · </w:t>
+      </w:r>
+      <w:proofErr w:type="spellStart"/>
+      <w:r>
+        <w:rPr>
+          <w:rFonts w:ascii="Calibri" w:eastAsia="Times New Roman" w:hAnsi="Calibri" w:cs="Calibri"/>
+        </w:rPr>
+        <w:t>Admin</w:t>
+      </w:r>
+      <w:proofErr w:type="spellEnd"/>
+      <w:r>
+        <w:rPr>
+          <w:rFonts w:ascii="Calibri" w:eastAsia="Times New Roman" w:hAnsi="Calibri" w:cs="Calibri"/>
+        </w:rPr>
+        <w:t xml:space="preserve"> G2 o superior</w:t>
       </w:r>
       <w:bookmarkEnd w:id="16"/>
     </w:p>
@@ -8160,16 +8268,7 @@
           <w:sz w:val="22"/>
           <w:szCs w:val="22"/>
         </w:rPr>
-        <w:t xml:space="preserve"> aparecen en</w:t>
-      </w:r>
-      <w:r>
-        <w:rPr>
-          <w:rFonts w:ascii="Calibri" w:hAnsi="Calibri" w:cs="Calibri"/>
-          <w:color w:val="1F2933"/>
-          <w:sz w:val="22"/>
-          <w:szCs w:val="22"/>
-        </w:rPr>
-        <w:t xml:space="preserve"> </w:t>
+        <w:t xml:space="preserve"> aparecen en </w:t>
       </w:r>
       <w:r>
         <w:rPr>
@@ -8829,16 +8928,7 @@
           <w:sz w:val="22"/>
           <w:szCs w:val="22"/>
         </w:rPr>
-        <w:t xml:space="preserve"> </w:t>
-      </w:r>
-      <w:r>
-        <w:rPr>
-          <w:rFonts w:ascii="Calibri" w:eastAsia="Times New Roman" w:hAnsi="Calibri" w:cs="Calibri"/>
-          <w:color w:val="1F2933"/>
-          <w:sz w:val="22"/>
-          <w:szCs w:val="22"/>
-        </w:rPr>
-        <w:t xml:space="preserve">todos los pedidos </w:t>
+        <w:t xml:space="preserve"> todos los pedidos </w:t>
       </w:r>
       <w:r>
         <w:rPr>
@@ -9128,8 +9218,45 @@
           <w:sz w:val="22"/>
           <w:szCs w:val="22"/>
         </w:rPr>
-        <w:t>Ir con Google Maps / Waze</w:t>
-      </w:r>
+        <w:t xml:space="preserve">Ir con Google </w:t>
+      </w:r>
+      <w:proofErr w:type="spellStart"/>
+      <w:r>
+        <w:rPr>
+          <w:rFonts w:ascii="Calibri" w:eastAsia="Times New Roman" w:hAnsi="Calibri" w:cs="Calibri"/>
+          <w:b/>
+          <w:bCs/>
+          <w:color w:val="1F2933"/>
+          <w:sz w:val="22"/>
+          <w:szCs w:val="22"/>
+        </w:rPr>
+        <w:t>Maps</w:t>
+      </w:r>
+      <w:proofErr w:type="spellEnd"/>
+      <w:r>
+        <w:rPr>
+          <w:rFonts w:ascii="Calibri" w:eastAsia="Times New Roman" w:hAnsi="Calibri" w:cs="Calibri"/>
+          <w:b/>
+          <w:bCs/>
+          <w:color w:val="1F2933"/>
+          <w:sz w:val="22"/>
+          <w:szCs w:val="22"/>
+        </w:rPr>
+        <w:t xml:space="preserve"> / </w:t>
+      </w:r>
+      <w:proofErr w:type="spellStart"/>
+      <w:r>
+        <w:rPr>
+          <w:rFonts w:ascii="Calibri" w:eastAsia="Times New Roman" w:hAnsi="Calibri" w:cs="Calibri"/>
+          <w:b/>
+          <w:bCs/>
+          <w:color w:val="1F2933"/>
+          <w:sz w:val="22"/>
+          <w:szCs w:val="22"/>
+        </w:rPr>
+        <w:t>Waze</w:t>
+      </w:r>
+      <w:proofErr w:type="spellEnd"/>
       <w:r>
         <w:rPr>
           <w:rFonts w:ascii="Calibri" w:eastAsia="Times New Roman" w:hAnsi="Calibri" w:cs="Calibri"/>
@@ -9172,16 +9299,7 @@
           <w:sz w:val="22"/>
           <w:szCs w:val="22"/>
         </w:rPr>
-        <w:t xml:space="preserve"> </w:t>
-      </w:r>
-      <w:r>
-        <w:rPr>
-          <w:rFonts w:ascii="Calibri" w:eastAsia="Times New Roman" w:hAnsi="Calibri" w:cs="Calibri"/>
-          <w:color w:val="1F2933"/>
-          <w:sz w:val="22"/>
-          <w:szCs w:val="22"/>
-        </w:rPr>
-        <w:t>→ dentro del pedido:</w:t>
+        <w:t xml:space="preserve"> → dentro del pedido:</w:t>
       </w:r>
     </w:p>
     <w:p>
@@ -9307,7 +9425,6 @@
           <w:sz w:val="22"/>
           <w:szCs w:val="22"/>
         </w:rPr>
-        <w:lastRenderedPageBreak/>
         <w:t>cuánto recibió de cada uno</w:t>
       </w:r>
       <w:r>
@@ -9451,6 +9568,7 @@
         <w:rPr>
           <w:rFonts w:ascii="Calibri" w:eastAsia="Times New Roman" w:hAnsi="Calibri" w:cs="Calibri"/>
         </w:rPr>
+        <w:lastRenderedPageBreak/>
         <w:t>Paso 8 · Lo que no se entregó</w:t>
       </w:r>
       <w:bookmarkEnd w:id="21"/>
@@ -9675,6 +9793,7 @@
                 <w:szCs w:val="20"/>
               </w:rPr>
             </w:pPr>
+            <w:proofErr w:type="spellStart"/>
             <w:r>
               <w:rPr>
                 <w:rFonts w:ascii="Calibri" w:eastAsia="Times New Roman" w:hAnsi="Calibri" w:cs="Calibri"/>
@@ -9682,7 +9801,17 @@
                 <w:sz w:val="20"/>
                 <w:szCs w:val="20"/>
               </w:rPr>
-              <w:t>Admin G2 o superior</w:t>
+              <w:t>Admin</w:t>
+            </w:r>
+            <w:proofErr w:type="spellEnd"/>
+            <w:r>
+              <w:rPr>
+                <w:rFonts w:ascii="Calibri" w:eastAsia="Times New Roman" w:hAnsi="Calibri" w:cs="Calibri"/>
+                <w:color w:val="1F2933"/>
+                <w:sz w:val="20"/>
+                <w:szCs w:val="20"/>
+              </w:rPr>
+              <w:t xml:space="preserve"> G2 o superior</w:t>
             </w:r>
           </w:p>
         </w:tc>
@@ -9835,6 +9964,7 @@
                 <w:szCs w:val="20"/>
               </w:rPr>
             </w:pPr>
+            <w:proofErr w:type="spellStart"/>
             <w:r>
               <w:rPr>
                 <w:rFonts w:ascii="Calibri" w:eastAsia="Times New Roman" w:hAnsi="Calibri" w:cs="Calibri"/>
@@ -9842,7 +9972,17 @@
                 <w:sz w:val="20"/>
                 <w:szCs w:val="20"/>
               </w:rPr>
-              <w:t>Admin G2 o superior</w:t>
+              <w:t>Admin</w:t>
+            </w:r>
+            <w:proofErr w:type="spellEnd"/>
+            <w:r>
+              <w:rPr>
+                <w:rFonts w:ascii="Calibri" w:eastAsia="Times New Roman" w:hAnsi="Calibri" w:cs="Calibri"/>
+                <w:color w:val="1F2933"/>
+                <w:sz w:val="20"/>
+                <w:szCs w:val="20"/>
+              </w:rPr>
+              <w:t xml:space="preserve"> G2 o superior</w:t>
             </w:r>
           </w:p>
         </w:tc>
@@ -9953,6 +10093,7 @@
                 <w:szCs w:val="20"/>
               </w:rPr>
             </w:pPr>
+            <w:proofErr w:type="spellStart"/>
             <w:r>
               <w:rPr>
                 <w:rFonts w:ascii="Calibri" w:eastAsia="Times New Roman" w:hAnsi="Calibri" w:cs="Calibri"/>
@@ -9960,7 +10101,17 @@
                 <w:sz w:val="20"/>
                 <w:szCs w:val="20"/>
               </w:rPr>
-              <w:t>Admin G3 o superior</w:t>
+              <w:t>Admin</w:t>
+            </w:r>
+            <w:proofErr w:type="spellEnd"/>
+            <w:r>
+              <w:rPr>
+                <w:rFonts w:ascii="Calibri" w:eastAsia="Times New Roman" w:hAnsi="Calibri" w:cs="Calibri"/>
+                <w:color w:val="1F2933"/>
+                <w:sz w:val="20"/>
+                <w:szCs w:val="20"/>
+              </w:rPr>
+              <w:t xml:space="preserve"> G3 o superior</w:t>
             </w:r>
           </w:p>
         </w:tc>
@@ -10132,7 +10283,21 @@
         <w:rPr>
           <w:rFonts w:ascii="Calibri" w:eastAsia="Times New Roman" w:hAnsi="Calibri" w:cs="Calibri"/>
         </w:rPr>
-        <w:t>Paso 1 · Abrir la bodega del día (Admin G3 o superior)</w:t>
+        <w:t>Paso 1 · Abrir la bodega del día (</w:t>
+      </w:r>
+      <w:proofErr w:type="spellStart"/>
+      <w:r>
+        <w:rPr>
+          <w:rFonts w:ascii="Calibri" w:eastAsia="Times New Roman" w:hAnsi="Calibri" w:cs="Calibri"/>
+        </w:rPr>
+        <w:t>Admin</w:t>
+      </w:r>
+      <w:proofErr w:type="spellEnd"/>
+      <w:r>
+        <w:rPr>
+          <w:rFonts w:ascii="Calibri" w:eastAsia="Times New Roman" w:hAnsi="Calibri" w:cs="Calibri"/>
+        </w:rPr>
+        <w:t xml:space="preserve"> G3 o superior)</w:t>
       </w:r>
       <w:bookmarkEnd w:id="23"/>
     </w:p>
@@ -10867,7 +11032,21 @@
         <w:rPr>
           <w:rFonts w:ascii="Calibri" w:eastAsia="Times New Roman" w:hAnsi="Calibri" w:cs="Calibri"/>
         </w:rPr>
-        <w:t>Cierre de caja de cada piloto (Admin G3 o superior)</w:t>
+        <w:t>Cierre de caja de cada piloto (</w:t>
+      </w:r>
+      <w:proofErr w:type="spellStart"/>
+      <w:r>
+        <w:rPr>
+          <w:rFonts w:ascii="Calibri" w:eastAsia="Times New Roman" w:hAnsi="Calibri" w:cs="Calibri"/>
+        </w:rPr>
+        <w:t>Admin</w:t>
+      </w:r>
+      <w:proofErr w:type="spellEnd"/>
+      <w:r>
+        <w:rPr>
+          <w:rFonts w:ascii="Calibri" w:eastAsia="Times New Roman" w:hAnsi="Calibri" w:cs="Calibri"/>
+        </w:rPr>
+        <w:t xml:space="preserve"> G3 o superior)</w:t>
       </w:r>
       <w:bookmarkEnd w:id="29"/>
     </w:p>
@@ -11688,6 +11867,7 @@
                 <w:szCs w:val="20"/>
               </w:rPr>
             </w:pPr>
+            <w:proofErr w:type="spellStart"/>
             <w:r>
               <w:rPr>
                 <w:rFonts w:ascii="Calibri" w:eastAsia="Times New Roman" w:hAnsi="Calibri" w:cs="Calibri"/>
@@ -11695,7 +11875,17 @@
                 <w:sz w:val="20"/>
                 <w:szCs w:val="20"/>
               </w:rPr>
-              <w:t>Admin G2</w:t>
+              <w:t>Admin</w:t>
+            </w:r>
+            <w:proofErr w:type="spellEnd"/>
+            <w:r>
+              <w:rPr>
+                <w:rFonts w:ascii="Calibri" w:eastAsia="Times New Roman" w:hAnsi="Calibri" w:cs="Calibri"/>
+                <w:color w:val="1F2933"/>
+                <w:sz w:val="20"/>
+                <w:szCs w:val="20"/>
+              </w:rPr>
+              <w:t xml:space="preserve"> G2</w:t>
             </w:r>
           </w:p>
         </w:tc>
@@ -11846,6 +12036,7 @@
                 <w:szCs w:val="20"/>
               </w:rPr>
             </w:pPr>
+            <w:proofErr w:type="spellStart"/>
             <w:r>
               <w:rPr>
                 <w:rFonts w:ascii="Calibri" w:eastAsia="Times New Roman" w:hAnsi="Calibri" w:cs="Calibri"/>
@@ -11853,7 +12044,17 @@
                 <w:sz w:val="20"/>
                 <w:szCs w:val="20"/>
               </w:rPr>
-              <w:t>Admin G2 (reprogramar) y G3</w:t>
+              <w:t>Admin</w:t>
+            </w:r>
+            <w:proofErr w:type="spellEnd"/>
+            <w:r>
+              <w:rPr>
+                <w:rFonts w:ascii="Calibri" w:eastAsia="Times New Roman" w:hAnsi="Calibri" w:cs="Calibri"/>
+                <w:color w:val="1F2933"/>
+                <w:sz w:val="20"/>
+                <w:szCs w:val="20"/>
+              </w:rPr>
+              <w:t xml:space="preserve"> G2 (reprogramar) y G3</w:t>
             </w:r>
           </w:p>
         </w:tc>
@@ -12569,7 +12770,21 @@
         <w:rPr>
           <w:rFonts w:ascii="Calibri" w:eastAsia="Times New Roman" w:hAnsi="Calibri" w:cs="Calibri"/>
         </w:rPr>
-        <w:t>Administrador / Admin G1</w:t>
+        <w:t xml:space="preserve">Administrador / </w:t>
+      </w:r>
+      <w:proofErr w:type="spellStart"/>
+      <w:r>
+        <w:rPr>
+          <w:rFonts w:ascii="Calibri" w:eastAsia="Times New Roman" w:hAnsi="Calibri" w:cs="Calibri"/>
+        </w:rPr>
+        <w:t>Admin</w:t>
+      </w:r>
+      <w:proofErr w:type="spellEnd"/>
+      <w:r>
+        <w:rPr>
+          <w:rFonts w:ascii="Calibri" w:eastAsia="Times New Roman" w:hAnsi="Calibri" w:cs="Calibri"/>
+        </w:rPr>
+        <w:t xml:space="preserve"> G1</w:t>
       </w:r>
     </w:p>
     <w:p>
@@ -12651,11 +12866,19 @@
           <w:rFonts w:ascii="Calibri" w:eastAsia="Times New Roman" w:hAnsi="Calibri" w:cs="Calibri"/>
         </w:rPr>
       </w:pPr>
-      <w:r>
-        <w:rPr>
-          <w:rFonts w:ascii="Calibri" w:eastAsia="Times New Roman" w:hAnsi="Calibri" w:cs="Calibri"/>
-        </w:rPr>
-        <w:t>Admin G2 (su región)</w:t>
+      <w:proofErr w:type="spellStart"/>
+      <w:r>
+        <w:rPr>
+          <w:rFonts w:ascii="Calibri" w:eastAsia="Times New Roman" w:hAnsi="Calibri" w:cs="Calibri"/>
+        </w:rPr>
+        <w:t>Admin</w:t>
+      </w:r>
+      <w:proofErr w:type="spellEnd"/>
+      <w:r>
+        <w:rPr>
+          <w:rFonts w:ascii="Calibri" w:eastAsia="Times New Roman" w:hAnsi="Calibri" w:cs="Calibri"/>
+        </w:rPr>
+        <w:t xml:space="preserve"> G2 (su región)</w:t>
       </w:r>
     </w:p>
     <w:p>
@@ -12801,11 +13024,19 @@
           <w:rFonts w:ascii="Calibri" w:eastAsia="Times New Roman" w:hAnsi="Calibri" w:cs="Calibri"/>
         </w:rPr>
       </w:pPr>
-      <w:r>
-        <w:rPr>
-          <w:rFonts w:ascii="Calibri" w:eastAsia="Times New Roman" w:hAnsi="Calibri" w:cs="Calibri"/>
-        </w:rPr>
-        <w:t>Admin G3 (su tienda)</w:t>
+      <w:proofErr w:type="spellStart"/>
+      <w:r>
+        <w:rPr>
+          <w:rFonts w:ascii="Calibri" w:eastAsia="Times New Roman" w:hAnsi="Calibri" w:cs="Calibri"/>
+        </w:rPr>
+        <w:t>Admin</w:t>
+      </w:r>
+      <w:proofErr w:type="spellEnd"/>
+      <w:r>
+        <w:rPr>
+          <w:rFonts w:ascii="Calibri" w:eastAsia="Times New Roman" w:hAnsi="Calibri" w:cs="Calibri"/>
+        </w:rPr>
+        <w:t xml:space="preserve"> G3 (su tienda)</w:t>
       </w:r>
     </w:p>
     <w:p>
@@ -13365,7 +13596,27 @@
           <w:sz w:val="22"/>
           <w:szCs w:val="22"/>
         </w:rPr>
-        <w:t xml:space="preserve">Revisa el usuario (termina en el número de la empresa, por ejemplo </w:t>
+        <w:t xml:space="preserve">Revisa el usuario (termina en el número de la empresa, por </w:t>
+      </w:r>
+      <w:proofErr w:type="gramStart"/>
+      <w:r>
+        <w:rPr>
+          <w:rFonts w:ascii="Calibri" w:hAnsi="Calibri" w:cs="Calibri"/>
+          <w:color w:val="1F2933"/>
+          <w:sz w:val="22"/>
+          <w:szCs w:val="22"/>
+        </w:rPr>
+        <w:t>ejemplo</w:t>
+      </w:r>
+      <w:proofErr w:type="gramEnd"/>
+      <w:r>
+        <w:rPr>
+          <w:rFonts w:ascii="Calibri" w:hAnsi="Calibri" w:cs="Calibri"/>
+          <w:color w:val="1F2933"/>
+          <w:sz w:val="22"/>
+          <w:szCs w:val="22"/>
+        </w:rPr>
+        <w:t xml:space="preserve"> </w:t>
       </w:r>
       <w:r>
         <w:rPr>
@@ -13861,16 +14112,29 @@
         </w:rPr>
         <w:t xml:space="preserve">Recarga la página con </w:t>
       </w:r>
-      <w:r>
-        <w:rPr>
-          <w:rFonts w:ascii="Calibri" w:hAnsi="Calibri" w:cs="Calibri"/>
-          <w:b/>
-          <w:bCs/>
-          <w:color w:val="1F2933"/>
-          <w:sz w:val="22"/>
-          <w:szCs w:val="22"/>
-        </w:rPr>
-        <w:t>Ctrl + F5</w:t>
+      <w:proofErr w:type="spellStart"/>
+      <w:r>
+        <w:rPr>
+          <w:rFonts w:ascii="Calibri" w:hAnsi="Calibri" w:cs="Calibri"/>
+          <w:b/>
+          <w:bCs/>
+          <w:color w:val="1F2933"/>
+          <w:sz w:val="22"/>
+          <w:szCs w:val="22"/>
+        </w:rPr>
+        <w:t>Ctrl</w:t>
+      </w:r>
+      <w:proofErr w:type="spellEnd"/>
+      <w:r>
+        <w:rPr>
+          <w:rFonts w:ascii="Calibri" w:hAnsi="Calibri" w:cs="Calibri"/>
+          <w:b/>
+          <w:bCs/>
+          <w:color w:val="1F2933"/>
+          <w:sz w:val="22"/>
+          <w:szCs w:val="22"/>
+        </w:rPr>
+        <w:t xml:space="preserve"> + F5</w:t>
       </w:r>
       <w:r>
         <w:rPr>
@@ -13883,12 +14147,10 @@
       </w:r>
     </w:p>
     <w:sectPr>
-      <w:headerReference w:type="even" r:id="rId7"/>
       <w:headerReference w:type="default" r:id="rId8"/>
-      <w:footerReference w:type="even" r:id="rId9"/>
-      <w:footerReference w:type="default" r:id="rId10"/>
-      <w:headerReference w:type="first" r:id="rId11"/>
-      <w:footerReference w:type="first" r:id="rId12"/>
+      <w:footerReference w:type="default" r:id="rId9"/>
+      <w:headerReference w:type="first" r:id="rId10"/>
+      <w:footerReference w:type="first" r:id="rId11"/>
       <w:pgSz w:w="11907" w:h="16839"/>
       <w:pgMar w:top="1440" w:right="1440" w:bottom="1440" w:left="1440" w:header="708" w:footer="708" w:gutter="0"/>
       <w:cols w:space="708"/>
@@ -13923,16 +14185,6 @@
   <w:p>
     <w:pPr>
       <w:pStyle w:val="Piedepgina"/>
-    </w:pPr>
-  </w:p>
-</w:ftr>
-</file>
-
-<file path=word/footer2.xml><?xml version="1.0" encoding="utf-8"?>
-<w:ftr xmlns:wpc="http://schemas.microsoft.com/office/word/2010/wordprocessingCanvas" xmlns:cx="http://schemas.microsoft.com/office/drawing/2014/chartex" xmlns:cx1="http://schemas.microsoft.com/office/drawing/2015/9/8/chartex" xmlns:cx2="http://schemas.microsoft.com/office/drawing/2015/10/21/chartex" xmlns:cx3="http://schemas.microsoft.com/office/drawing/2016/5/9/chartex" xmlns:cx4="http://schemas.microsoft.com/office/drawing/2016/5/10/chartex" xmlns:cx5="http://schemas.microsoft.com/office/drawing/2016/5/11/chartex" xmlns:cx6="http://schemas.microsoft.com/office/drawing/2016/5/12/chartex" xmlns:cx7="http://schemas.microsoft.com/office/drawing/2016/5/13/chartex" xmlns:cx8="http://schemas.microsoft.com/office/drawing/2016/5/14/chartex" xmlns:mc="http://schemas.openxmlformats.org/markup-compatibility/2006" xmlns:aink="http://schemas.microsoft.com/office/drawing/2016/ink" xmlns:am3d="http://schemas.microsoft.com/office/drawing/2017/model3d" xmlns:o="urn:schemas-microsoft-com:office:office" xmlns:oel="http://schemas.microsoft.com/office/2019/extlst" xmlns:r="http://schemas.openxmlformats.org/officeDocument/2006/relationships" xmlns:m="http://schemas.openxmlformats.org/officeDocument/2006/math" xmlns:v="urn:schemas-microsoft-com:vml" xmlns:wp14="http://schemas.microsoft.com/office/word/2010/wordprocessingDrawing" xmlns:wp="http://schemas.openxmlformats.org/drawingml/2006/wordprocessingDrawing" xmlns:w10="urn:schemas-microsoft-com:office:word" xmlns:w="http://schemas.openxmlformats.org/wordprocessingml/2006/main" xmlns:w14="http://schemas.microsoft.com/office/word/2010/wordml" xmlns:w15="http://schemas.microsoft.com/office/word/2012/wordml" xmlns:w16cex="http://schemas.microsoft.com/office/word/2018/wordml/cex" xmlns:w16cid="http://schemas.microsoft.com/office/word/2016/wordml/cid" xmlns:w16="http://schemas.microsoft.com/office/word/2018/wordml" xmlns:w16du="http://schemas.microsoft.com/office/word/2023/wordml/word16du" xmlns:w16sdtdh="http://schemas.microsoft.com/office/word/2020/wordml/sdtdatahash" xmlns:w16sdtfl="http://schemas.microsoft.com/office/word/2024/wordml/sdtformatlock" xmlns:w16se="http://schemas.microsoft.com/office/word/2015/wordml/symex" xmlns:wpg="http://schemas.microsoft.com/office/word/2010/wordprocessingGroup" xmlns:wpi="http://schemas.microsoft.com/office/word/2010/wordprocessingInk" xmlns:wne="http://schemas.microsoft.com/office/word/2006/wordml" xmlns:wps="http://schemas.microsoft.com/office/word/2010/wordprocessingShape" mc:Ignorable="w14 w15 w16se w16cid w16 w16cex w16sdtdh w16sdtfl w16du wp14">
-  <w:p>
-    <w:pPr>
-      <w:pStyle w:val="Piedepgina"/>
       <w:jc w:val="center"/>
       <w:rPr>
         <w:rFonts w:ascii="Calibri" w:hAnsi="Calibri" w:cs="Calibri"/>
@@ -13940,6 +14192,69 @@
         <w:sz w:val="18"/>
       </w:rPr>
     </w:pPr>
+    <w:r>
+      <w:rPr>
+        <w:rFonts w:ascii="Calibri" w:hAnsi="Calibri" w:cs="Calibri"/>
+        <w:noProof/>
+        <w:color w:val="66707D"/>
+        <w:sz w:val="18"/>
+      </w:rPr>
+      <w:drawing>
+        <wp:anchor distT="0" distB="0" distL="114300" distR="114300" simplePos="0" relativeHeight="251662336" behindDoc="0" locked="0" layoutInCell="1" allowOverlap="1" wp14:anchorId="064A089D" wp14:editId="16DC078B">
+          <wp:simplePos x="0" y="0"/>
+          <wp:positionH relativeFrom="leftMargin">
+            <wp:posOffset>209550</wp:posOffset>
+          </wp:positionH>
+          <wp:positionV relativeFrom="paragraph">
+            <wp:posOffset>-254635</wp:posOffset>
+          </wp:positionV>
+          <wp:extent cx="704850" cy="704850"/>
+          <wp:effectExtent l="0" t="0" r="0" b="0"/>
+          <wp:wrapNone/>
+          <wp:docPr id="680967055" name="Imagen 4"/>
+          <wp:cNvGraphicFramePr>
+            <a:graphicFrameLocks xmlns:a="http://schemas.openxmlformats.org/drawingml/2006/main" noChangeAspect="1"/>
+          </wp:cNvGraphicFramePr>
+          <a:graphic xmlns:a="http://schemas.openxmlformats.org/drawingml/2006/main">
+            <a:graphicData uri="http://schemas.openxmlformats.org/drawingml/2006/picture">
+              <pic:pic xmlns:pic="http://schemas.openxmlformats.org/drawingml/2006/picture">
+                <pic:nvPicPr>
+                  <pic:cNvPr id="680967055" name="Imagen 680967055"/>
+                  <pic:cNvPicPr/>
+                </pic:nvPicPr>
+                <pic:blipFill>
+                  <a:blip r:embed="rId1">
+                    <a:extLst>
+                      <a:ext uri="{28A0092B-C50C-407E-A947-70E740481C1C}">
+                        <a14:useLocalDpi xmlns:a14="http://schemas.microsoft.com/office/drawing/2010/main" val="0"/>
+                      </a:ext>
+                    </a:extLst>
+                  </a:blip>
+                  <a:stretch>
+                    <a:fillRect/>
+                  </a:stretch>
+                </pic:blipFill>
+                <pic:spPr>
+                  <a:xfrm>
+                    <a:off x="0" y="0"/>
+                    <a:ext cx="704850" cy="704850"/>
+                  </a:xfrm>
+                  <a:prstGeom prst="rect">
+                    <a:avLst/>
+                  </a:prstGeom>
+                </pic:spPr>
+              </pic:pic>
+            </a:graphicData>
+          </a:graphic>
+          <wp14:sizeRelH relativeFrom="margin">
+            <wp14:pctWidth>0</wp14:pctWidth>
+          </wp14:sizeRelH>
+          <wp14:sizeRelV relativeFrom="margin">
+            <wp14:pctHeight>0</wp14:pctHeight>
+          </wp14:sizeRelV>
+        </wp:anchor>
+      </w:drawing>
+    </w:r>
     <w:r>
       <w:rPr>
         <w:rFonts w:ascii="Calibri" w:hAnsi="Calibri" w:cs="Calibri"/>
@@ -13993,12 +14308,72 @@
 </w:ftr>
 </file>
 
-<file path=word/footer3.xml><?xml version="1.0" encoding="utf-8"?>
+<file path=word/footer2.xml><?xml version="1.0" encoding="utf-8"?>
 <w:ftr xmlns:wpc="http://schemas.microsoft.com/office/word/2010/wordprocessingCanvas" xmlns:cx="http://schemas.microsoft.com/office/drawing/2014/chartex" xmlns:cx1="http://schemas.microsoft.com/office/drawing/2015/9/8/chartex" xmlns:cx2="http://schemas.microsoft.com/office/drawing/2015/10/21/chartex" xmlns:cx3="http://schemas.microsoft.com/office/drawing/2016/5/9/chartex" xmlns:cx4="http://schemas.microsoft.com/office/drawing/2016/5/10/chartex" xmlns:cx5="http://schemas.microsoft.com/office/drawing/2016/5/11/chartex" xmlns:cx6="http://schemas.microsoft.com/office/drawing/2016/5/12/chartex" xmlns:cx7="http://schemas.microsoft.com/office/drawing/2016/5/13/chartex" xmlns:cx8="http://schemas.microsoft.com/office/drawing/2016/5/14/chartex" xmlns:mc="http://schemas.openxmlformats.org/markup-compatibility/2006" xmlns:aink="http://schemas.microsoft.com/office/drawing/2016/ink" xmlns:am3d="http://schemas.microsoft.com/office/drawing/2017/model3d" xmlns:o="urn:schemas-microsoft-com:office:office" xmlns:oel="http://schemas.microsoft.com/office/2019/extlst" xmlns:r="http://schemas.openxmlformats.org/officeDocument/2006/relationships" xmlns:m="http://schemas.openxmlformats.org/officeDocument/2006/math" xmlns:v="urn:schemas-microsoft-com:vml" xmlns:wp14="http://schemas.microsoft.com/office/word/2010/wordprocessingDrawing" xmlns:wp="http://schemas.openxmlformats.org/drawingml/2006/wordprocessingDrawing" xmlns:w10="urn:schemas-microsoft-com:office:word" xmlns:w="http://schemas.openxmlformats.org/wordprocessingml/2006/main" xmlns:w14="http://schemas.microsoft.com/office/word/2010/wordml" xmlns:w15="http://schemas.microsoft.com/office/word/2012/wordml" xmlns:w16cex="http://schemas.microsoft.com/office/word/2018/wordml/cex" xmlns:w16cid="http://schemas.microsoft.com/office/word/2016/wordml/cid" xmlns:w16="http://schemas.microsoft.com/office/word/2018/wordml" xmlns:w16du="http://schemas.microsoft.com/office/word/2023/wordml/word16du" xmlns:w16sdtdh="http://schemas.microsoft.com/office/word/2020/wordml/sdtdatahash" xmlns:w16sdtfl="http://schemas.microsoft.com/office/word/2024/wordml/sdtformatlock" xmlns:w16se="http://schemas.microsoft.com/office/word/2015/wordml/symex" xmlns:wpg="http://schemas.microsoft.com/office/word/2010/wordprocessingGroup" xmlns:wpi="http://schemas.microsoft.com/office/word/2010/wordprocessingInk" xmlns:wne="http://schemas.microsoft.com/office/word/2006/wordml" xmlns:wps="http://schemas.microsoft.com/office/word/2010/wordprocessingShape" mc:Ignorable="w14 w15 w16se w16cid w16 w16cex w16sdtdh w16sdtfl w16du wp14">
   <w:p>
     <w:pPr>
       <w:pStyle w:val="Piedepgina"/>
     </w:pPr>
+    <w:r>
+      <w:rPr>
+        <w:noProof/>
+      </w:rPr>
+      <w:drawing>
+        <wp:anchor distT="0" distB="0" distL="114300" distR="114300" simplePos="0" relativeHeight="251659264" behindDoc="0" locked="0" layoutInCell="1" allowOverlap="1" wp14:anchorId="5656B53C" wp14:editId="57473367">
+          <wp:simplePos x="0" y="0"/>
+          <wp:positionH relativeFrom="margin">
+            <wp:posOffset>1933575</wp:posOffset>
+          </wp:positionH>
+          <wp:positionV relativeFrom="paragraph">
+            <wp:posOffset>-114300</wp:posOffset>
+          </wp:positionV>
+          <wp:extent cx="1895475" cy="596764"/>
+          <wp:effectExtent l="0" t="0" r="0" b="0"/>
+          <wp:wrapNone/>
+          <wp:docPr id="576296251" name="Imagen 3"/>
+          <wp:cNvGraphicFramePr>
+            <a:graphicFrameLocks xmlns:a="http://schemas.openxmlformats.org/drawingml/2006/main" noChangeAspect="1"/>
+          </wp:cNvGraphicFramePr>
+          <a:graphic xmlns:a="http://schemas.openxmlformats.org/drawingml/2006/main">
+            <a:graphicData uri="http://schemas.openxmlformats.org/drawingml/2006/picture">
+              <pic:pic xmlns:pic="http://schemas.openxmlformats.org/drawingml/2006/picture">
+                <pic:nvPicPr>
+                  <pic:cNvPr id="576296251" name="Imagen 576296251"/>
+                  <pic:cNvPicPr/>
+                </pic:nvPicPr>
+                <pic:blipFill>
+                  <a:blip r:embed="rId1">
+                    <a:extLst>
+                      <a:ext uri="{28A0092B-C50C-407E-A947-70E740481C1C}">
+                        <a14:useLocalDpi xmlns:a14="http://schemas.microsoft.com/office/drawing/2010/main" val="0"/>
+                      </a:ext>
+                    </a:extLst>
+                  </a:blip>
+                  <a:stretch>
+                    <a:fillRect/>
+                  </a:stretch>
+                </pic:blipFill>
+                <pic:spPr>
+                  <a:xfrm>
+                    <a:off x="0" y="0"/>
+                    <a:ext cx="1895475" cy="596764"/>
+                  </a:xfrm>
+                  <a:prstGeom prst="rect">
+                    <a:avLst/>
+                  </a:prstGeom>
+                </pic:spPr>
+              </pic:pic>
+            </a:graphicData>
+          </a:graphic>
+          <wp14:sizeRelH relativeFrom="margin">
+            <wp14:pctWidth>0</wp14:pctWidth>
+          </wp14:sizeRelH>
+          <wp14:sizeRelV relativeFrom="margin">
+            <wp14:pctHeight>0</wp14:pctHeight>
+          </wp14:sizeRelV>
+        </wp:anchor>
+      </w:drawing>
+    </w:r>
   </w:p>
 </w:ftr>
 </file>
@@ -14028,6 +14403,86 @@
     <w:pPr>
       <w:pStyle w:val="Encabezado"/>
     </w:pPr>
+    <w:r>
+      <w:rPr>
+        <w:noProof/>
+      </w:rPr>
+      <w:drawing>
+        <wp:anchor distT="0" distB="0" distL="114300" distR="114300" simplePos="0" relativeHeight="251661312" behindDoc="0" locked="0" layoutInCell="1" allowOverlap="1" wp14:anchorId="5EA35BE3" wp14:editId="02B15FAA">
+          <wp:simplePos x="0" y="0"/>
+          <wp:positionH relativeFrom="margin">
+            <wp:align>center</wp:align>
+          </wp:positionH>
+          <wp:positionV relativeFrom="paragraph">
+            <wp:posOffset>1656715</wp:posOffset>
+          </wp:positionV>
+          <wp:extent cx="6296025" cy="6296025"/>
+          <wp:effectExtent l="0" t="0" r="0" b="0"/>
+          <wp:wrapNone/>
+          <wp:docPr id="2010596146" name="Imagen 1"/>
+          <wp:cNvGraphicFramePr>
+            <a:graphicFrameLocks xmlns:a="http://schemas.openxmlformats.org/drawingml/2006/main" noChangeAspect="1"/>
+          </wp:cNvGraphicFramePr>
+          <a:graphic xmlns:a="http://schemas.openxmlformats.org/drawingml/2006/main">
+            <a:graphicData uri="http://schemas.openxmlformats.org/drawingml/2006/picture">
+              <pic:pic xmlns:pic="http://schemas.openxmlformats.org/drawingml/2006/picture">
+                <pic:nvPicPr>
+                  <pic:cNvPr id="1759902917" name="Imagen 1759902917"/>
+                  <pic:cNvPicPr/>
+                </pic:nvPicPr>
+                <pic:blipFill>
+                  <a:blip r:embed="rId1">
+                    <a:clrChange>
+                      <a:clrFrom>
+                        <a:srgbClr val="FEFEFE"/>
+                      </a:clrFrom>
+                      <a:clrTo>
+                        <a:srgbClr val="FEFEFE">
+                          <a:alpha val="0"/>
+                        </a:srgbClr>
+                      </a:clrTo>
+                    </a:clrChange>
+                    <a:lum bright="70000" contrast="-70000"/>
+                    <a:extLst>
+                      <a:ext uri="{BEBA8EAE-BF5A-486C-A8C5-ECC9F3942E4B}">
+                        <a14:imgProps xmlns:a14="http://schemas.microsoft.com/office/drawing/2010/main">
+                          <a14:imgLayer r:embed="rId2">
+                            <a14:imgEffect>
+                              <a14:brightnessContrast bright="40000" contrast="-40000"/>
+                            </a14:imgEffect>
+                          </a14:imgLayer>
+                        </a14:imgProps>
+                      </a:ext>
+                      <a:ext uri="{28A0092B-C50C-407E-A947-70E740481C1C}">
+                        <a14:useLocalDpi xmlns:a14="http://schemas.microsoft.com/office/drawing/2010/main" val="0"/>
+                      </a:ext>
+                    </a:extLst>
+                  </a:blip>
+                  <a:stretch>
+                    <a:fillRect/>
+                  </a:stretch>
+                </pic:blipFill>
+                <pic:spPr>
+                  <a:xfrm>
+                    <a:off x="0" y="0"/>
+                    <a:ext cx="6296025" cy="6296025"/>
+                  </a:xfrm>
+                  <a:prstGeom prst="rect">
+                    <a:avLst/>
+                  </a:prstGeom>
+                </pic:spPr>
+              </pic:pic>
+            </a:graphicData>
+          </a:graphic>
+          <wp14:sizeRelH relativeFrom="margin">
+            <wp14:pctWidth>0</wp14:pctWidth>
+          </wp14:sizeRelH>
+          <wp14:sizeRelV relativeFrom="margin">
+            <wp14:pctHeight>0</wp14:pctHeight>
+          </wp14:sizeRelV>
+        </wp:anchor>
+      </w:drawing>
+    </w:r>
   </w:p>
 </w:hdr>
 </file>
@@ -14038,16 +14493,86 @@
     <w:pPr>
       <w:pStyle w:val="Encabezado"/>
     </w:pPr>
-  </w:p>
-</w:hdr>
-</file>
-
-<file path=word/header3.xml><?xml version="1.0" encoding="utf-8"?>
-<w:hdr xmlns:wpc="http://schemas.microsoft.com/office/word/2010/wordprocessingCanvas" xmlns:cx="http://schemas.microsoft.com/office/drawing/2014/chartex" xmlns:cx1="http://schemas.microsoft.com/office/drawing/2015/9/8/chartex" xmlns:cx2="http://schemas.microsoft.com/office/drawing/2015/10/21/chartex" xmlns:cx3="http://schemas.microsoft.com/office/drawing/2016/5/9/chartex" xmlns:cx4="http://schemas.microsoft.com/office/drawing/2016/5/10/chartex" xmlns:cx5="http://schemas.microsoft.com/office/drawing/2016/5/11/chartex" xmlns:cx6="http://schemas.microsoft.com/office/drawing/2016/5/12/chartex" xmlns:cx7="http://schemas.microsoft.com/office/drawing/2016/5/13/chartex" xmlns:cx8="http://schemas.microsoft.com/office/drawing/2016/5/14/chartex" xmlns:mc="http://schemas.openxmlformats.org/markup-compatibility/2006" xmlns:aink="http://schemas.microsoft.com/office/drawing/2016/ink" xmlns:am3d="http://schemas.microsoft.com/office/drawing/2017/model3d" xmlns:o="urn:schemas-microsoft-com:office:office" xmlns:oel="http://schemas.microsoft.com/office/2019/extlst" xmlns:r="http://schemas.openxmlformats.org/officeDocument/2006/relationships" xmlns:m="http://schemas.openxmlformats.org/officeDocument/2006/math" xmlns:v="urn:schemas-microsoft-com:vml" xmlns:wp14="http://schemas.microsoft.com/office/word/2010/wordprocessingDrawing" xmlns:wp="http://schemas.openxmlformats.org/drawingml/2006/wordprocessingDrawing" xmlns:w10="urn:schemas-microsoft-com:office:word" xmlns:w="http://schemas.openxmlformats.org/wordprocessingml/2006/main" xmlns:w14="http://schemas.microsoft.com/office/word/2010/wordml" xmlns:w15="http://schemas.microsoft.com/office/word/2012/wordml" xmlns:w16cex="http://schemas.microsoft.com/office/word/2018/wordml/cex" xmlns:w16cid="http://schemas.microsoft.com/office/word/2016/wordml/cid" xmlns:w16="http://schemas.microsoft.com/office/word/2018/wordml" xmlns:w16du="http://schemas.microsoft.com/office/word/2023/wordml/word16du" xmlns:w16sdtdh="http://schemas.microsoft.com/office/word/2020/wordml/sdtdatahash" xmlns:w16sdtfl="http://schemas.microsoft.com/office/word/2024/wordml/sdtformatlock" xmlns:w16se="http://schemas.microsoft.com/office/word/2015/wordml/symex" xmlns:wpg="http://schemas.microsoft.com/office/word/2010/wordprocessingGroup" xmlns:wpi="http://schemas.microsoft.com/office/word/2010/wordprocessingInk" xmlns:wne="http://schemas.microsoft.com/office/word/2006/wordml" xmlns:wps="http://schemas.microsoft.com/office/word/2010/wordprocessingShape" mc:Ignorable="w14 w15 w16se w16cid w16 w16cex w16sdtdh w16sdtfl w16du wp14">
-  <w:p>
-    <w:pPr>
-      <w:pStyle w:val="Encabezado"/>
-    </w:pPr>
+    <w:r>
+      <w:rPr>
+        <w:noProof/>
+      </w:rPr>
+      <w:drawing>
+        <wp:anchor distT="0" distB="0" distL="114300" distR="114300" simplePos="0" relativeHeight="251658240" behindDoc="0" locked="0" layoutInCell="1" allowOverlap="1" wp14:anchorId="166F8D68" wp14:editId="3370181E">
+          <wp:simplePos x="0" y="0"/>
+          <wp:positionH relativeFrom="leftMargin">
+            <wp:posOffset>733425</wp:posOffset>
+          </wp:positionH>
+          <wp:positionV relativeFrom="paragraph">
+            <wp:posOffset>1093470</wp:posOffset>
+          </wp:positionV>
+          <wp:extent cx="6296025" cy="6296025"/>
+          <wp:effectExtent l="0" t="0" r="0" b="0"/>
+          <wp:wrapNone/>
+          <wp:docPr id="1759902917" name="Imagen 1"/>
+          <wp:cNvGraphicFramePr>
+            <a:graphicFrameLocks xmlns:a="http://schemas.openxmlformats.org/drawingml/2006/main" noChangeAspect="1"/>
+          </wp:cNvGraphicFramePr>
+          <a:graphic xmlns:a="http://schemas.openxmlformats.org/drawingml/2006/main">
+            <a:graphicData uri="http://schemas.openxmlformats.org/drawingml/2006/picture">
+              <pic:pic xmlns:pic="http://schemas.openxmlformats.org/drawingml/2006/picture">
+                <pic:nvPicPr>
+                  <pic:cNvPr id="1759902917" name="Imagen 1759902917"/>
+                  <pic:cNvPicPr/>
+                </pic:nvPicPr>
+                <pic:blipFill>
+                  <a:blip r:embed="rId1">
+                    <a:clrChange>
+                      <a:clrFrom>
+                        <a:srgbClr val="FEFEFE"/>
+                      </a:clrFrom>
+                      <a:clrTo>
+                        <a:srgbClr val="FEFEFE">
+                          <a:alpha val="0"/>
+                        </a:srgbClr>
+                      </a:clrTo>
+                    </a:clrChange>
+                    <a:lum bright="70000" contrast="-70000"/>
+                    <a:extLst>
+                      <a:ext uri="{BEBA8EAE-BF5A-486C-A8C5-ECC9F3942E4B}">
+                        <a14:imgProps xmlns:a14="http://schemas.microsoft.com/office/drawing/2010/main">
+                          <a14:imgLayer r:embed="rId2">
+                            <a14:imgEffect>
+                              <a14:brightnessContrast bright="40000" contrast="-40000"/>
+                            </a14:imgEffect>
+                          </a14:imgLayer>
+                        </a14:imgProps>
+                      </a:ext>
+                      <a:ext uri="{28A0092B-C50C-407E-A947-70E740481C1C}">
+                        <a14:useLocalDpi xmlns:a14="http://schemas.microsoft.com/office/drawing/2010/main" val="0"/>
+                      </a:ext>
+                    </a:extLst>
+                  </a:blip>
+                  <a:stretch>
+                    <a:fillRect/>
+                  </a:stretch>
+                </pic:blipFill>
+                <pic:spPr>
+                  <a:xfrm>
+                    <a:off x="0" y="0"/>
+                    <a:ext cx="6296025" cy="6296025"/>
+                  </a:xfrm>
+                  <a:prstGeom prst="rect">
+                    <a:avLst/>
+                  </a:prstGeom>
+                </pic:spPr>
+              </pic:pic>
+            </a:graphicData>
+          </a:graphic>
+          <wp14:sizeRelH relativeFrom="margin">
+            <wp14:pctWidth>0</wp14:pctWidth>
+          </wp14:sizeRelH>
+          <wp14:sizeRelV relativeFrom="margin">
+            <wp14:pctHeight>0</wp14:pctHeight>
+          </wp14:sizeRelV>
+        </wp:anchor>
+      </w:drawing>
+    </w:r>
   </w:p>
 </w:hdr>
 </file>
@@ -18102,6 +18627,54 @@
       <w:szCs w:val="24"/>
     </w:rPr>
   </w:style>
+  <w:style w:type="paragraph" w:styleId="TtuloTDC">
+    <w:name w:val="TOC Heading"/>
+    <w:basedOn w:val="Ttulo1"/>
+    <w:next w:val="Normal"/>
+    <w:uiPriority w:val="39"/>
+    <w:unhideWhenUsed/>
+    <w:qFormat/>
+    <w:rsid w:val="00DB0385"/>
+    <w:pPr>
+      <w:keepNext/>
+      <w:keepLines/>
+      <w:spacing w:before="240" w:beforeAutospacing="0" w:after="0" w:afterAutospacing="0" w:line="259" w:lineRule="auto"/>
+      <w:outlineLvl w:val="9"/>
+    </w:pPr>
+    <w:rPr>
+      <w:rFonts w:asciiTheme="majorHAnsi" w:eastAsiaTheme="majorEastAsia" w:hAnsiTheme="majorHAnsi" w:cstheme="majorBidi"/>
+      <w:b w:val="0"/>
+      <w:bCs w:val="0"/>
+      <w:color w:val="2F5496" w:themeColor="accent1" w:themeShade="BF"/>
+      <w:kern w:val="0"/>
+      <w:sz w:val="32"/>
+      <w:szCs w:val="32"/>
+    </w:rPr>
+  </w:style>
+  <w:style w:type="paragraph" w:styleId="TDC3">
+    <w:name w:val="toc 3"/>
+    <w:basedOn w:val="Normal"/>
+    <w:next w:val="Normal"/>
+    <w:autoRedefine/>
+    <w:uiPriority w:val="39"/>
+    <w:unhideWhenUsed/>
+    <w:rsid w:val="00DB0385"/>
+    <w:pPr>
+      <w:spacing w:after="100"/>
+      <w:ind w:left="480"/>
+    </w:pPr>
+  </w:style>
+  <w:style w:type="character" w:styleId="Hipervnculo">
+    <w:name w:val="Hyperlink"/>
+    <w:basedOn w:val="Fuentedeprrafopredeter"/>
+    <w:uiPriority w:val="99"/>
+    <w:unhideWhenUsed/>
+    <w:rsid w:val="00DB0385"/>
+    <w:rPr>
+      <w:color w:val="0563C1" w:themeColor="hyperlink"/>
+      <w:u w:val="single"/>
+    </w:rPr>
+  </w:style>
 </w:styles>
 </file>
 
@@ -18398,4 +18971,16 @@
     </a:ext>
   </a:extLst>
 </a:theme>
+</file>
+
+<file path=customXml/item1.xml><?xml version="1.0" encoding="utf-8"?>
+<b:Sources xmlns:b="http://schemas.openxmlformats.org/officeDocument/2006/bibliography" xmlns="http://schemas.openxmlformats.org/officeDocument/2006/bibliography" SelectedStyle="\APASixthEditionOfficeOnline.xsl" StyleName="APA" Version="6"/>
+</file>
+
+<file path=customXml/itemProps1.xml><?xml version="1.0" encoding="utf-8"?>
+<ds:datastoreItem xmlns:ds="http://schemas.openxmlformats.org/officeDocument/2006/customXml" ds:itemID="{80140905-D841-4BD6-B8AC-DB502917F545}">
+  <ds:schemaRefs>
+    <ds:schemaRef ds:uri="http://schemas.openxmlformats.org/officeDocument/2006/bibliography"/>
+  </ds:schemaRefs>
+</ds:datastoreItem>
 </file>